--- a/UD2/A6/Marco_Valiente_A2.6_SCRUM_VS_KANBAM.docx
+++ b/UD2/A6/Marco_Valiente_A2.6_SCRUM_VS_KANBAM.docx
@@ -1,6 +1,6 @@
 
 <file path=word/document.xml><?xml version="1.0" encoding="utf-8"?>
-<w:document xmlns:wpc="http://schemas.microsoft.com/office/word/2010/wordprocessingCanvas" xmlns:cx="http://schemas.microsoft.com/office/drawing/2014/chartex" xmlns:mc="http://schemas.openxmlformats.org/markup-compatibility/2006" xmlns:o="urn:schemas-microsoft-com:office:office" xmlns:r="http://schemas.openxmlformats.org/officeDocument/2006/relationships" xmlns:m="http://schemas.openxmlformats.org/officeDocument/2006/math" xmlns:v="urn:schemas-microsoft-com:vml" xmlns:wp14="http://schemas.microsoft.com/office/word/2010/wordprocessingDrawing" xmlns:wp="http://schemas.openxmlformats.org/drawingml/2006/wordprocessingDrawing" xmlns:w10="urn:schemas-microsoft-com:office:word" xmlns:w="http://schemas.openxmlformats.org/wordprocessingml/2006/main" xmlns:w14="http://schemas.microsoft.com/office/word/2010/wordml" xmlns:w15="http://schemas.microsoft.com/office/word/2012/wordml" xmlns:w16se="http://schemas.microsoft.com/office/word/2015/wordml/symex" xmlns:wpg="http://schemas.microsoft.com/office/word/2010/wordprocessingGroup" xmlns:wpi="http://schemas.microsoft.com/office/word/2010/wordprocessingInk" xmlns:wne="http://schemas.microsoft.com/office/word/2006/wordml" xmlns:wps="http://schemas.microsoft.com/office/word/2010/wordprocessingShape" mc:Ignorable="w14 w15 w16se wp14">
+<w:document xmlns:wpc="http://schemas.microsoft.com/office/word/2010/wordprocessingCanvas" xmlns:cx="http://schemas.microsoft.com/office/drawing/2014/chartex" xmlns:cx1="http://schemas.microsoft.com/office/drawing/2015/9/8/chartex" xmlns:cx2="http://schemas.microsoft.com/office/drawing/2015/10/21/chartex" xmlns:cx3="http://schemas.microsoft.com/office/drawing/2016/5/9/chartex" xmlns:cx4="http://schemas.microsoft.com/office/drawing/2016/5/10/chartex" xmlns:cx5="http://schemas.microsoft.com/office/drawing/2016/5/11/chartex" xmlns:cx6="http://schemas.microsoft.com/office/drawing/2016/5/12/chartex" xmlns:cx7="http://schemas.microsoft.com/office/drawing/2016/5/13/chartex" xmlns:cx8="http://schemas.microsoft.com/office/drawing/2016/5/14/chartex" xmlns:mc="http://schemas.openxmlformats.org/markup-compatibility/2006" xmlns:aink="http://schemas.microsoft.com/office/drawing/2016/ink" xmlns:am3d="http://schemas.microsoft.com/office/drawing/2017/model3d" xmlns:o="urn:schemas-microsoft-com:office:office" xmlns:oel="http://schemas.microsoft.com/office/2019/extlst" xmlns:r="http://schemas.openxmlformats.org/officeDocument/2006/relationships" xmlns:m="http://schemas.openxmlformats.org/officeDocument/2006/math" xmlns:v="urn:schemas-microsoft-com:vml" xmlns:wp14="http://schemas.microsoft.com/office/word/2010/wordprocessingDrawing" xmlns:wp="http://schemas.openxmlformats.org/drawingml/2006/wordprocessingDrawing" xmlns:w10="urn:schemas-microsoft-com:office:word" xmlns:w="http://schemas.openxmlformats.org/wordprocessingml/2006/main" xmlns:w14="http://schemas.microsoft.com/office/word/2010/wordml" xmlns:w15="http://schemas.microsoft.com/office/word/2012/wordml" xmlns:w16cex="http://schemas.microsoft.com/office/word/2018/wordml/cex" xmlns:w16cid="http://schemas.microsoft.com/office/word/2016/wordml/cid" xmlns:w16="http://schemas.microsoft.com/office/word/2018/wordml" xmlns:w16du="http://schemas.microsoft.com/office/word/2023/wordml/word16du" xmlns:w16sdtdh="http://schemas.microsoft.com/office/word/2020/wordml/sdtdatahash" xmlns:w16sdtfl="http://schemas.microsoft.com/office/word/2024/wordml/sdtformatlock" xmlns:w16se="http://schemas.microsoft.com/office/word/2015/wordml/symex" xmlns:wpg="http://schemas.microsoft.com/office/word/2010/wordprocessingGroup" xmlns:wpi="http://schemas.microsoft.com/office/word/2010/wordprocessingInk" xmlns:wne="http://schemas.microsoft.com/office/word/2006/wordml" xmlns:wps="http://schemas.microsoft.com/office/word/2010/wordprocessingShape" mc:Ignorable="w14 w15 w16se w16cid w16 w16cex w16sdtdh w16sdtfl w16du wp14">
   <w:body>
     <w:sdt>
       <w:sdtPr>
@@ -26,7 +26,7 @@
       <w:sdtContent>
         <w:p>
           <w:pPr>
-            <w:pStyle w:val="Sinespaciado"/>
+            <w:pStyle w:val="NoSpacing"/>
             <w:spacing w:before="1540" w:after="240"/>
             <w:jc w:val="center"/>
             <w:rPr>
@@ -119,7 +119,7 @@
           <w:sdtContent>
             <w:p>
               <w:pPr>
-                <w:pStyle w:val="Sinespaciado"/>
+                <w:pStyle w:val="NoSpacing"/>
                 <w:pBdr>
                   <w:top w:val="single" w:sz="6" w:space="6" w:color="5B9BD5" w:themeColor="accent1"/>
                   <w:bottom w:val="single" w:sz="6" w:space="6" w:color="5B9BD5" w:themeColor="accent1"/>
@@ -163,11 +163,10 @@
             <w:dataBinding w:prefixMappings="xmlns:ns0='http://purl.org/dc/elements/1.1/' xmlns:ns1='http://schemas.openxmlformats.org/package/2006/metadata/core-properties' " w:xpath="/ns1:coreProperties[1]/ns0:subject[1]" w:storeItemID="{6C3C8BC8-F283-45AE-878A-BAB7291924A1}"/>
             <w:text/>
           </w:sdtPr>
-          <w:sdtEndPr/>
           <w:sdtContent>
             <w:p>
               <w:pPr>
-                <w:pStyle w:val="Sinespaciado"/>
+                <w:pStyle w:val="NoSpacing"/>
                 <w:jc w:val="center"/>
                 <w:rPr>
                   <w:color w:val="5B9BD5" w:themeColor="accent1"/>
@@ -196,7 +195,7 @@
         </w:sdt>
         <w:p>
           <w:pPr>
-            <w:pStyle w:val="Sinespaciado"/>
+            <w:pStyle w:val="NoSpacing"/>
             <w:spacing w:before="480"/>
             <w:jc w:val="center"/>
             <w:rPr>
@@ -281,11 +280,10 @@
                                   <w:dataBinding w:prefixMappings="xmlns:ns0='http://purl.org/dc/elements/1.1/' xmlns:ns1='http://schemas.openxmlformats.org/package/2006/metadata/core-properties' " w:xpath="/ns1:coreProperties[1]/ns0:creator[1]" w:storeItemID="{6C3C8BC8-F283-45AE-878A-BAB7291924A1}"/>
                                   <w:text/>
                                 </w:sdtPr>
-                                <w:sdtEndPr/>
                                 <w:sdtContent>
                                   <w:p>
                                     <w:pPr>
-                                      <w:pStyle w:val="Sinespaciado"/>
+                                      <w:pStyle w:val="NoSpacing"/>
                                       <w:jc w:val="center"/>
                                       <w:rPr>
                                         <w:color w:val="5B9BD5" w:themeColor="accent1"/>
@@ -314,11 +312,10 @@
                                   <w:dataBinding w:prefixMappings="xmlns:ns0='http://schemas.openxmlformats.org/officeDocument/2006/extended-properties' " w:xpath="/ns0:Properties[1]/ns0:Company[1]" w:storeItemID="{6668398D-A668-4E3E-A5EB-62B293D839F1}"/>
                                   <w:text/>
                                 </w:sdtPr>
-                                <w:sdtEndPr/>
                                 <w:sdtContent>
                                   <w:p>
                                     <w:pPr>
-                                      <w:pStyle w:val="Sinespaciado"/>
+                                      <w:pStyle w:val="NoSpacing"/>
                                       <w:jc w:val="center"/>
                                       <w:rPr>
                                         <w:color w:val="5B9BD5" w:themeColor="accent1"/>
@@ -518,7 +515,7 @@
           <w:sdtContent>
             <w:p>
               <w:pPr>
-                <w:pStyle w:val="TtuloTDC"/>
+                <w:pStyle w:val="TOCHeading"/>
               </w:pPr>
               <w:r>
                 <w:t>Contenido</w:t>
@@ -526,14 +523,18 @@
             </w:p>
             <w:p>
               <w:pPr>
-                <w:pStyle w:val="TDC1"/>
+                <w:pStyle w:val="TOC1"/>
                 <w:tabs>
                   <w:tab w:val="right" w:leader="dot" w:pos="8494"/>
                 </w:tabs>
                 <w:rPr>
                   <w:rFonts w:eastAsiaTheme="minorEastAsia"/>
                   <w:noProof/>
-                  <w:lang w:eastAsia="es-ES"/>
+                  <w:kern w:val="2"/>
+                  <w:sz w:val="24"/>
+                  <w:szCs w:val="24"/>
+                  <w:lang w:val="en-GB" w:eastAsia="en-GB"/>
+                  <w14:ligatures w14:val="standardContextual"/>
                 </w:rPr>
               </w:pPr>
               <w:r>
@@ -545,10 +546,10 @@
               <w:r>
                 <w:fldChar w:fldCharType="separate"/>
               </w:r>
-              <w:hyperlink w:anchor="_Toc219454786" w:history="1">
-                <w:r>
-                  <w:rPr>
-                    <w:rStyle w:val="Hipervnculo"/>
+              <w:hyperlink w:anchor="_Toc223905582" w:history="1">
+                <w:r>
+                  <w:rPr>
+                    <w:rStyle w:val="Hyperlink"/>
                     <w:noProof/>
                   </w:rPr>
                   <w:t>Introducción</w:t>
@@ -572,7 +573,7 @@
                     <w:noProof/>
                     <w:webHidden/>
                   </w:rPr>
-                  <w:instrText xml:space="preserve"> PAGEREF _Toc219454786 \h </w:instrText>
+                  <w:instrText xml:space="preserve"> PAGEREF _Toc223905582 \h </w:instrText>
                 </w:r>
                 <w:r>
                   <w:rPr>
@@ -605,20 +606,24 @@
             </w:p>
             <w:p>
               <w:pPr>
-                <w:pStyle w:val="TDC1"/>
+                <w:pStyle w:val="TOC1"/>
                 <w:tabs>
                   <w:tab w:val="right" w:leader="dot" w:pos="8494"/>
                 </w:tabs>
                 <w:rPr>
                   <w:rFonts w:eastAsiaTheme="minorEastAsia"/>
                   <w:noProof/>
-                  <w:lang w:eastAsia="es-ES"/>
+                  <w:kern w:val="2"/>
+                  <w:sz w:val="24"/>
+                  <w:szCs w:val="24"/>
+                  <w:lang w:val="en-GB" w:eastAsia="en-GB"/>
+                  <w14:ligatures w14:val="standardContextual"/>
                 </w:rPr>
               </w:pPr>
-              <w:hyperlink w:anchor="_Toc219454787" w:history="1">
-                <w:r>
-                  <w:rPr>
-                    <w:rStyle w:val="Hipervnculo"/>
+              <w:hyperlink w:anchor="_Toc223905583" w:history="1">
+                <w:r>
+                  <w:rPr>
+                    <w:rStyle w:val="Hyperlink"/>
                     <w:rFonts w:cs="Arial"/>
                     <w:noProof/>
                   </w:rPr>
@@ -643,7 +648,7 @@
                     <w:noProof/>
                     <w:webHidden/>
                   </w:rPr>
-                  <w:instrText xml:space="preserve"> PAGEREF _Toc219454787 \h </w:instrText>
+                  <w:instrText xml:space="preserve"> PAGEREF _Toc223905583 \h </w:instrText>
                 </w:r>
                 <w:r>
                   <w:rPr>
@@ -676,21 +681,25 @@
             </w:p>
             <w:p>
               <w:pPr>
-                <w:pStyle w:val="TDC2"/>
+                <w:pStyle w:val="TOC2"/>
                 <w:tabs>
-                  <w:tab w:val="left" w:pos="660"/>
+                  <w:tab w:val="left" w:pos="720"/>
                   <w:tab w:val="right" w:leader="dot" w:pos="8494"/>
                 </w:tabs>
                 <w:rPr>
                   <w:rFonts w:eastAsiaTheme="minorEastAsia"/>
                   <w:noProof/>
-                  <w:lang w:eastAsia="es-ES"/>
+                  <w:kern w:val="2"/>
+                  <w:sz w:val="24"/>
+                  <w:szCs w:val="24"/>
+                  <w:lang w:val="en-GB" w:eastAsia="en-GB"/>
+                  <w14:ligatures w14:val="standardContextual"/>
                 </w:rPr>
               </w:pPr>
-              <w:hyperlink w:anchor="_Toc219454788" w:history="1">
-                <w:r>
-                  <w:rPr>
-                    <w:rStyle w:val="Hipervnculo"/>
+              <w:hyperlink w:anchor="_Toc223905584" w:history="1">
+                <w:r>
+                  <w:rPr>
+                    <w:rStyle w:val="Hyperlink"/>
                     <w:noProof/>
                   </w:rPr>
                   <w:t>1.</w:t>
@@ -699,16 +708,20 @@
                   <w:rPr>
                     <w:rFonts w:eastAsiaTheme="minorEastAsia"/>
                     <w:noProof/>
-                    <w:lang w:eastAsia="es-ES"/>
+                    <w:kern w:val="2"/>
+                    <w:sz w:val="24"/>
+                    <w:szCs w:val="24"/>
+                    <w:lang w:val="en-GB" w:eastAsia="en-GB"/>
+                    <w14:ligatures w14:val="standardContextual"/>
                   </w:rPr>
                   <w:tab/>
                 </w:r>
                 <w:r>
                   <w:rPr>
-                    <w:rStyle w:val="Hipervnculo"/>
-                    <w:noProof/>
-                  </w:rPr>
-                  <w:t>Instalación de un Plugin en IntelliJ</w:t>
+                    <w:rStyle w:val="Hyperlink"/>
+                    <w:noProof/>
+                  </w:rPr>
+                  <w:t>Investigación de SCRUM y KANBAM</w:t>
                 </w:r>
                 <w:r>
                   <w:rPr>
@@ -729,7 +742,7 @@
                     <w:noProof/>
                     <w:webHidden/>
                   </w:rPr>
-                  <w:instrText xml:space="preserve"> PAGEREF _Toc219454788 \h </w:instrText>
+                  <w:instrText xml:space="preserve"> PAGEREF _Toc223905584 \h </w:instrText>
                 </w:r>
                 <w:r>
                   <w:rPr>
@@ -762,21 +775,25 @@
             </w:p>
             <w:p>
               <w:pPr>
-                <w:pStyle w:val="TDC2"/>
+                <w:pStyle w:val="TOC2"/>
                 <w:tabs>
-                  <w:tab w:val="left" w:pos="660"/>
+                  <w:tab w:val="left" w:pos="720"/>
                   <w:tab w:val="right" w:leader="dot" w:pos="8494"/>
                 </w:tabs>
                 <w:rPr>
                   <w:rFonts w:eastAsiaTheme="minorEastAsia"/>
                   <w:noProof/>
-                  <w:lang w:eastAsia="es-ES"/>
+                  <w:kern w:val="2"/>
+                  <w:sz w:val="24"/>
+                  <w:szCs w:val="24"/>
+                  <w:lang w:val="en-GB" w:eastAsia="en-GB"/>
+                  <w14:ligatures w14:val="standardContextual"/>
                 </w:rPr>
               </w:pPr>
-              <w:hyperlink w:anchor="_Toc219454789" w:history="1">
-                <w:r>
-                  <w:rPr>
-                    <w:rStyle w:val="Hipervnculo"/>
+              <w:hyperlink w:anchor="_Toc223905585" w:history="1">
+                <w:r>
+                  <w:rPr>
+                    <w:rStyle w:val="Hyperlink"/>
                     <w:noProof/>
                   </w:rPr>
                   <w:t>2.</w:t>
@@ -785,16 +802,20 @@
                   <w:rPr>
                     <w:rFonts w:eastAsiaTheme="minorEastAsia"/>
                     <w:noProof/>
-                    <w:lang w:eastAsia="es-ES"/>
+                    <w:kern w:val="2"/>
+                    <w:sz w:val="24"/>
+                    <w:szCs w:val="24"/>
+                    <w:lang w:val="en-GB" w:eastAsia="en-GB"/>
+                    <w14:ligatures w14:val="standardContextual"/>
                   </w:rPr>
                   <w:tab/>
                 </w:r>
                 <w:r>
                   <w:rPr>
-                    <w:rStyle w:val="Hipervnculo"/>
-                    <w:noProof/>
-                  </w:rPr>
-                  <w:t>Instalación de Extensiones de Visual Studio Code</w:t>
+                    <w:rStyle w:val="Hyperlink"/>
+                    <w:noProof/>
+                  </w:rPr>
+                  <w:t>Principales Diferencias entre SCRUM y KANBAM</w:t>
                 </w:r>
                 <w:r>
                   <w:rPr>
@@ -815,7 +836,7 @@
                     <w:noProof/>
                     <w:webHidden/>
                   </w:rPr>
-                  <w:instrText xml:space="preserve"> PAGEREF _Toc219454789 \h </w:instrText>
+                  <w:instrText xml:space="preserve"> PAGEREF _Toc223905585 \h </w:instrText>
                 </w:r>
                 <w:r>
                   <w:rPr>
@@ -835,7 +856,7 @@
                     <w:noProof/>
                     <w:webHidden/>
                   </w:rPr>
-                  <w:t>6</w:t>
+                  <w:t>3</w:t>
                 </w:r>
                 <w:r>
                   <w:rPr>
@@ -848,23 +869,121 @@
             </w:p>
             <w:p>
               <w:pPr>
-                <w:pStyle w:val="TDC1"/>
+                <w:pStyle w:val="TOC2"/>
+                <w:tabs>
+                  <w:tab w:val="left" w:pos="720"/>
+                  <w:tab w:val="right" w:leader="dot" w:pos="8494"/>
+                </w:tabs>
+                <w:rPr>
+                  <w:rFonts w:eastAsiaTheme="minorEastAsia"/>
+                  <w:noProof/>
+                  <w:kern w:val="2"/>
+                  <w:sz w:val="24"/>
+                  <w:szCs w:val="24"/>
+                  <w:lang w:val="en-GB" w:eastAsia="en-GB"/>
+                  <w14:ligatures w14:val="standardContextual"/>
+                </w:rPr>
+              </w:pPr>
+              <w:hyperlink w:anchor="_Toc223905586" w:history="1">
+                <w:r>
+                  <w:rPr>
+                    <w:rStyle w:val="Hyperlink"/>
+                    <w:noProof/>
+                  </w:rPr>
+                  <w:t>3.</w:t>
+                </w:r>
+                <w:r>
+                  <w:rPr>
+                    <w:rFonts w:eastAsiaTheme="minorEastAsia"/>
+                    <w:noProof/>
+                    <w:kern w:val="2"/>
+                    <w:sz w:val="24"/>
+                    <w:szCs w:val="24"/>
+                    <w:lang w:val="en-GB" w:eastAsia="en-GB"/>
+                    <w14:ligatures w14:val="standardContextual"/>
+                  </w:rPr>
+                  <w:tab/>
+                </w:r>
+                <w:r>
+                  <w:rPr>
+                    <w:rStyle w:val="Hyperlink"/>
+                    <w:noProof/>
+                  </w:rPr>
+                  <w:t>Práctica con Github Projects</w:t>
+                </w:r>
+                <w:r>
+                  <w:rPr>
+                    <w:noProof/>
+                    <w:webHidden/>
+                  </w:rPr>
+                  <w:tab/>
+                </w:r>
+                <w:r>
+                  <w:rPr>
+                    <w:noProof/>
+                    <w:webHidden/>
+                  </w:rPr>
+                  <w:fldChar w:fldCharType="begin"/>
+                </w:r>
+                <w:r>
+                  <w:rPr>
+                    <w:noProof/>
+                    <w:webHidden/>
+                  </w:rPr>
+                  <w:instrText xml:space="preserve"> PAGEREF _Toc223905586 \h </w:instrText>
+                </w:r>
+                <w:r>
+                  <w:rPr>
+                    <w:noProof/>
+                    <w:webHidden/>
+                  </w:rPr>
+                </w:r>
+                <w:r>
+                  <w:rPr>
+                    <w:noProof/>
+                    <w:webHidden/>
+                  </w:rPr>
+                  <w:fldChar w:fldCharType="separate"/>
+                </w:r>
+                <w:r>
+                  <w:rPr>
+                    <w:noProof/>
+                    <w:webHidden/>
+                  </w:rPr>
+                  <w:t>4</w:t>
+                </w:r>
+                <w:r>
+                  <w:rPr>
+                    <w:noProof/>
+                    <w:webHidden/>
+                  </w:rPr>
+                  <w:fldChar w:fldCharType="end"/>
+                </w:r>
+              </w:hyperlink>
+            </w:p>
+            <w:p>
+              <w:pPr>
+                <w:pStyle w:val="TOC1"/>
                 <w:tabs>
                   <w:tab w:val="right" w:leader="dot" w:pos="8494"/>
                 </w:tabs>
                 <w:rPr>
                   <w:rFonts w:eastAsiaTheme="minorEastAsia"/>
                   <w:noProof/>
-                  <w:lang w:eastAsia="es-ES"/>
+                  <w:kern w:val="2"/>
+                  <w:sz w:val="24"/>
+                  <w:szCs w:val="24"/>
+                  <w:lang w:val="en-GB" w:eastAsia="en-GB"/>
+                  <w14:ligatures w14:val="standardContextual"/>
                 </w:rPr>
               </w:pPr>
-              <w:hyperlink w:anchor="_Toc219454790" w:history="1">
-                <w:r>
-                  <w:rPr>
-                    <w:rStyle w:val="Hipervnculo"/>
-                    <w:noProof/>
-                  </w:rPr>
-                  <w:t>Conclusiones</w:t>
+              <w:hyperlink w:anchor="_Toc223905587" w:history="1">
+                <w:r>
+                  <w:rPr>
+                    <w:rStyle w:val="Hyperlink"/>
+                    <w:noProof/>
+                  </w:rPr>
+                  <w:t>Bibliografía</w:t>
                 </w:r>
                 <w:r>
                   <w:rPr>
@@ -885,7 +1004,7 @@
                     <w:noProof/>
                     <w:webHidden/>
                   </w:rPr>
-                  <w:instrText xml:space="preserve"> PAGEREF _Toc219454790 \h </w:instrText>
+                  <w:instrText xml:space="preserve"> PAGEREF _Toc223905587 \h </w:instrText>
                 </w:r>
                 <w:r>
                   <w:rPr>
@@ -906,76 +1025,6 @@
                     <w:webHidden/>
                   </w:rPr>
                   <w:t>9</w:t>
-                </w:r>
-                <w:r>
-                  <w:rPr>
-                    <w:noProof/>
-                    <w:webHidden/>
-                  </w:rPr>
-                  <w:fldChar w:fldCharType="end"/>
-                </w:r>
-              </w:hyperlink>
-            </w:p>
-            <w:p>
-              <w:pPr>
-                <w:pStyle w:val="TDC1"/>
-                <w:tabs>
-                  <w:tab w:val="right" w:leader="dot" w:pos="8494"/>
-                </w:tabs>
-                <w:rPr>
-                  <w:rFonts w:eastAsiaTheme="minorEastAsia"/>
-                  <w:noProof/>
-                  <w:lang w:eastAsia="es-ES"/>
-                </w:rPr>
-              </w:pPr>
-              <w:hyperlink w:anchor="_Toc219454791" w:history="1">
-                <w:r>
-                  <w:rPr>
-                    <w:rStyle w:val="Hipervnculo"/>
-                    <w:noProof/>
-                  </w:rPr>
-                  <w:t>Bibliografía</w:t>
-                </w:r>
-                <w:r>
-                  <w:rPr>
-                    <w:noProof/>
-                    <w:webHidden/>
-                  </w:rPr>
-                  <w:tab/>
-                </w:r>
-                <w:r>
-                  <w:rPr>
-                    <w:noProof/>
-                    <w:webHidden/>
-                  </w:rPr>
-                  <w:fldChar w:fldCharType="begin"/>
-                </w:r>
-                <w:r>
-                  <w:rPr>
-                    <w:noProof/>
-                    <w:webHidden/>
-                  </w:rPr>
-                  <w:instrText xml:space="preserve"> PAGEREF _Toc219454791 \h </w:instrText>
-                </w:r>
-                <w:r>
-                  <w:rPr>
-                    <w:noProof/>
-                    <w:webHidden/>
-                  </w:rPr>
-                </w:r>
-                <w:r>
-                  <w:rPr>
-                    <w:noProof/>
-                    <w:webHidden/>
-                  </w:rPr>
-                  <w:fldChar w:fldCharType="separate"/>
-                </w:r>
-                <w:r>
-                  <w:rPr>
-                    <w:noProof/>
-                    <w:webHidden/>
-                  </w:rPr>
-                  <w:t>10</w:t>
                 </w:r>
                 <w:r>
                   <w:rPr>
@@ -1004,9 +1053,9 @@
         </w:p>
         <w:p>
           <w:pPr>
-            <w:pStyle w:val="Ttulo1"/>
+            <w:pStyle w:val="Heading1"/>
           </w:pPr>
-          <w:bookmarkStart w:id="0" w:name="_Toc219454786"/>
+          <w:bookmarkStart w:id="0" w:name="_Toc223905582"/>
           <w:r>
             <w:lastRenderedPageBreak/>
             <w:t>Introducción</w:t>
@@ -1050,12 +1099,12 @@
         </w:p>
         <w:p>
           <w:pPr>
-            <w:pStyle w:val="Ttulo1"/>
+            <w:pStyle w:val="Heading1"/>
             <w:rPr>
               <w:b w:val="0"/>
             </w:rPr>
           </w:pPr>
-          <w:bookmarkStart w:id="1" w:name="_Toc219454787"/>
+          <w:bookmarkStart w:id="1" w:name="_Toc223905583"/>
           <w:r>
             <w:rPr>
               <w:rFonts w:cs="Arial"/>
@@ -1071,18 +1120,20 @@
     <w:p/>
     <w:p>
       <w:pPr>
-        <w:pStyle w:val="Ttulo2"/>
+        <w:pStyle w:val="Heading2"/>
         <w:numPr>
           <w:ilvl w:val="0"/>
           <w:numId w:val="1"/>
         </w:numPr>
       </w:pPr>
+      <w:bookmarkStart w:id="2" w:name="_Toc223905584"/>
       <w:r>
         <w:t xml:space="preserve">Investigación de </w:t>
       </w:r>
       <w:r>
         <w:t>SCRUM y KANBAM</w:t>
       </w:r>
+      <w:bookmarkEnd w:id="2"/>
     </w:p>
     <w:p/>
     <w:p>
@@ -1139,23 +1190,7 @@
         <w:t xml:space="preserve">. En el caso de SCRUM, el proyecto se divide </w:t>
       </w:r>
       <w:r>
-        <w:t xml:space="preserve">entre el </w:t>
-      </w:r>
-      <w:proofErr w:type="spellStart"/>
-      <w:r>
-        <w:t>Proyect</w:t>
-      </w:r>
-      <w:proofErr w:type="spellEnd"/>
-      <w:r>
-        <w:t xml:space="preserve"> </w:t>
-      </w:r>
-      <w:proofErr w:type="spellStart"/>
-      <w:r>
-        <w:t>Owner</w:t>
-      </w:r>
-      <w:proofErr w:type="spellEnd"/>
-      <w:r>
-        <w:t>, que es el que determina las decisiones y el progreso para el desarrollo del producto, el SCRUM MASTER, que,</w:t>
+        <w:t>entre el Proyect Owner, que es el que determina las decisiones y el progreso para el desarrollo del producto, el SCRUM MASTER, que,</w:t>
       </w:r>
       <w:r>
         <w:t xml:space="preserve"> </w:t>
@@ -1184,15 +1219,17 @@
     <w:p/>
     <w:p>
       <w:pPr>
-        <w:pStyle w:val="Ttulo2"/>
+        <w:pStyle w:val="Heading2"/>
         <w:numPr>
           <w:ilvl w:val="0"/>
           <w:numId w:val="1"/>
         </w:numPr>
       </w:pPr>
+      <w:bookmarkStart w:id="3" w:name="_Toc223905585"/>
       <w:r>
         <w:t>Principales Diferencias entre SCRUM y KANBAM</w:t>
       </w:r>
+      <w:bookmarkEnd w:id="3"/>
     </w:p>
     <w:p/>
     <w:p>
@@ -1233,17 +1270,16 @@
         <w:t>Con esto, también podemos decir que SCRUM se centra más en producir valor con cada Sprint completado, mientras que KANDAM son las pequeñas tareas completadas lo que se centra más, en vez de completa funcionalidad de diferentes partes.</w:t>
       </w:r>
     </w:p>
+    <w:p/>
     <w:p>
-      <w:bookmarkStart w:id="2" w:name="_Toc219454790"/>
-    </w:p>
-    <w:p>
-      <w:pPr>
-        <w:pStyle w:val="Ttulo2"/>
+      <w:pPr>
+        <w:pStyle w:val="Heading2"/>
         <w:numPr>
           <w:ilvl w:val="0"/>
           <w:numId w:val="1"/>
         </w:numPr>
       </w:pPr>
+      <w:bookmarkStart w:id="4" w:name="_Toc223905586"/>
       <w:r>
         <w:t xml:space="preserve">Práctica con </w:t>
       </w:r>
@@ -1259,6 +1295,7 @@
       <w:r>
         <w:t>Projects</w:t>
       </w:r>
+      <w:bookmarkEnd w:id="4"/>
       <w:proofErr w:type="spellEnd"/>
     </w:p>
     <w:p/>
@@ -1312,6 +1349,9 @@
     </w:p>
     <w:p>
       <w:r>
+        <w:rPr>
+          <w:noProof/>
+        </w:rPr>
         <w:drawing>
           <wp:inline distT="0" distB="0" distL="0" distR="0" wp14:anchorId="0D53FD20" wp14:editId="4E2FEBA1">
             <wp:extent cx="5400040" cy="3955415"/>
@@ -1352,19 +1392,14 @@
     <w:p>
       <w:r>
         <w:lastRenderedPageBreak/>
-        <w:t xml:space="preserve">Ahora creamos nuestros primeros </w:t>
-      </w:r>
-      <w:proofErr w:type="spellStart"/>
-      <w:r>
-        <w:t>backlog</w:t>
-      </w:r>
-      <w:proofErr w:type="spellEnd"/>
-      <w:r>
-        <w:t>. Vamos a inventarnos los datos.</w:t>
+        <w:t>Ahora creamos nuestros primeros backlog. Vamos a inventarnos los datos.</w:t>
       </w:r>
     </w:p>
     <w:p>
       <w:r>
+        <w:rPr>
+          <w:noProof/>
+        </w:rPr>
         <w:drawing>
           <wp:inline distT="0" distB="0" distL="0" distR="0" wp14:anchorId="66FD189E" wp14:editId="36450037">
             <wp:extent cx="5400040" cy="4561205"/>
@@ -1409,6 +1444,9 @@
     </w:p>
     <w:p>
       <w:r>
+        <w:rPr>
+          <w:noProof/>
+        </w:rPr>
         <w:drawing>
           <wp:inline distT="0" distB="0" distL="0" distR="0" wp14:anchorId="5211C5CC" wp14:editId="2C8F5A41">
             <wp:extent cx="3515216" cy="1743318"/>
@@ -1448,16 +1486,371 @@
     </w:p>
     <w:p>
       <w:r>
-        <w:t>Ahora, vamos a crear otras 2</w:t>
-      </w:r>
-      <w:bookmarkStart w:id="3" w:name="_GoBack"/>
-      <w:bookmarkEnd w:id="3"/>
-      <w:r>
-        <w:t xml:space="preserve"> tareas adicionales.</w:t>
+        <w:t>Ahora, vamos a crear otras 2 tareas adicionales.</w:t>
       </w:r>
     </w:p>
-    <w:p/>
-    <w:p/>
+    <w:p>
+      <w:r>
+        <w:lastRenderedPageBreak/>
+        <w:drawing>
+          <wp:inline distT="0" distB="0" distL="0" distR="0" wp14:anchorId="73ABDC88" wp14:editId="23385195">
+            <wp:extent cx="3248478" cy="4334480"/>
+            <wp:effectExtent l="0" t="0" r="9525" b="9525"/>
+            <wp:docPr id="1121322768" name="Picture 1"/>
+            <wp:cNvGraphicFramePr>
+              <a:graphicFrameLocks xmlns:a="http://schemas.openxmlformats.org/drawingml/2006/main" noChangeAspect="1"/>
+            </wp:cNvGraphicFramePr>
+            <a:graphic xmlns:a="http://schemas.openxmlformats.org/drawingml/2006/main">
+              <a:graphicData uri="http://schemas.openxmlformats.org/drawingml/2006/picture">
+                <pic:pic xmlns:pic="http://schemas.openxmlformats.org/drawingml/2006/picture">
+                  <pic:nvPicPr>
+                    <pic:cNvPr id="1121322768" name=""/>
+                    <pic:cNvPicPr/>
+                  </pic:nvPicPr>
+                  <pic:blipFill>
+                    <a:blip r:embed="rId15"/>
+                    <a:stretch>
+                      <a:fillRect/>
+                    </a:stretch>
+                  </pic:blipFill>
+                  <pic:spPr>
+                    <a:xfrm>
+                      <a:off x="0" y="0"/>
+                      <a:ext cx="3248478" cy="4334480"/>
+                    </a:xfrm>
+                    <a:prstGeom prst="rect">
+                      <a:avLst/>
+                    </a:prstGeom>
+                  </pic:spPr>
+                </pic:pic>
+              </a:graphicData>
+            </a:graphic>
+          </wp:inline>
+        </w:drawing>
+      </w:r>
+    </w:p>
+    <w:p>
+      <w:r>
+        <w:t xml:space="preserve">Y de aquí las vamos a mover, como, por ejemplo, poner la creación del Menú en “In </w:t>
+      </w:r>
+      <w:proofErr w:type="spellStart"/>
+      <w:r>
+        <w:t>Progress</w:t>
+      </w:r>
+      <w:proofErr w:type="spellEnd"/>
+      <w:r>
+        <w:t xml:space="preserve">”, </w:t>
+      </w:r>
+      <w:r>
+        <w:t xml:space="preserve">la creación del Loop Principal en “Done”, y </w:t>
+      </w:r>
+      <w:r>
+        <w:t>dejamos la interfaz de usuario sin tocar.</w:t>
+      </w:r>
+    </w:p>
+    <w:p>
+      <w:r>
+        <w:drawing>
+          <wp:inline distT="0" distB="0" distL="0" distR="0" wp14:anchorId="78FCC8C8" wp14:editId="452A8338">
+            <wp:extent cx="5400040" cy="1210310"/>
+            <wp:effectExtent l="0" t="0" r="0" b="8890"/>
+            <wp:docPr id="1027041992" name="Picture 1"/>
+            <wp:cNvGraphicFramePr>
+              <a:graphicFrameLocks xmlns:a="http://schemas.openxmlformats.org/drawingml/2006/main" noChangeAspect="1"/>
+            </wp:cNvGraphicFramePr>
+            <a:graphic xmlns:a="http://schemas.openxmlformats.org/drawingml/2006/main">
+              <a:graphicData uri="http://schemas.openxmlformats.org/drawingml/2006/picture">
+                <pic:pic xmlns:pic="http://schemas.openxmlformats.org/drawingml/2006/picture">
+                  <pic:nvPicPr>
+                    <pic:cNvPr id="1027041992" name=""/>
+                    <pic:cNvPicPr/>
+                  </pic:nvPicPr>
+                  <pic:blipFill>
+                    <a:blip r:embed="rId16"/>
+                    <a:stretch>
+                      <a:fillRect/>
+                    </a:stretch>
+                  </pic:blipFill>
+                  <pic:spPr>
+                    <a:xfrm>
+                      <a:off x="0" y="0"/>
+                      <a:ext cx="5400040" cy="1210310"/>
+                    </a:xfrm>
+                    <a:prstGeom prst="rect">
+                      <a:avLst/>
+                    </a:prstGeom>
+                  </pic:spPr>
+                </pic:pic>
+              </a:graphicData>
+            </a:graphic>
+          </wp:inline>
+        </w:drawing>
+      </w:r>
+    </w:p>
+    <w:p>
+      <w:proofErr w:type="gramStart"/>
+      <w:r>
+        <w:t>Y</w:t>
+      </w:r>
+      <w:proofErr w:type="gramEnd"/>
+      <w:r>
+        <w:t xml:space="preserve"> por último, podemos archivarlas una vez completadas.</w:t>
+      </w:r>
+    </w:p>
+    <w:p>
+      <w:r>
+        <w:lastRenderedPageBreak/>
+        <w:drawing>
+          <wp:inline distT="0" distB="0" distL="0" distR="0" wp14:anchorId="3FBE88B8" wp14:editId="2B5E6A48">
+            <wp:extent cx="5400040" cy="3427095"/>
+            <wp:effectExtent l="0" t="0" r="0" b="1905"/>
+            <wp:docPr id="762082480" name="Picture 1"/>
+            <wp:cNvGraphicFramePr>
+              <a:graphicFrameLocks xmlns:a="http://schemas.openxmlformats.org/drawingml/2006/main" noChangeAspect="1"/>
+            </wp:cNvGraphicFramePr>
+            <a:graphic xmlns:a="http://schemas.openxmlformats.org/drawingml/2006/main">
+              <a:graphicData uri="http://schemas.openxmlformats.org/drawingml/2006/picture">
+                <pic:pic xmlns:pic="http://schemas.openxmlformats.org/drawingml/2006/picture">
+                  <pic:nvPicPr>
+                    <pic:cNvPr id="762082480" name=""/>
+                    <pic:cNvPicPr/>
+                  </pic:nvPicPr>
+                  <pic:blipFill>
+                    <a:blip r:embed="rId17"/>
+                    <a:stretch>
+                      <a:fillRect/>
+                    </a:stretch>
+                  </pic:blipFill>
+                  <pic:spPr>
+                    <a:xfrm>
+                      <a:off x="0" y="0"/>
+                      <a:ext cx="5400040" cy="3427095"/>
+                    </a:xfrm>
+                    <a:prstGeom prst="rect">
+                      <a:avLst/>
+                    </a:prstGeom>
+                  </pic:spPr>
+                </pic:pic>
+              </a:graphicData>
+            </a:graphic>
+          </wp:inline>
+        </w:drawing>
+      </w:r>
+    </w:p>
+    <w:p>
+      <w:r>
+        <w:drawing>
+          <wp:inline distT="0" distB="0" distL="0" distR="0" wp14:anchorId="557CDAA4" wp14:editId="16A83ED7">
+            <wp:extent cx="5400040" cy="1254125"/>
+            <wp:effectExtent l="0" t="0" r="0" b="3175"/>
+            <wp:docPr id="966847883" name="Picture 1"/>
+            <wp:cNvGraphicFramePr>
+              <a:graphicFrameLocks xmlns:a="http://schemas.openxmlformats.org/drawingml/2006/main" noChangeAspect="1"/>
+            </wp:cNvGraphicFramePr>
+            <a:graphic xmlns:a="http://schemas.openxmlformats.org/drawingml/2006/main">
+              <a:graphicData uri="http://schemas.openxmlformats.org/drawingml/2006/picture">
+                <pic:pic xmlns:pic="http://schemas.openxmlformats.org/drawingml/2006/picture">
+                  <pic:nvPicPr>
+                    <pic:cNvPr id="966847883" name=""/>
+                    <pic:cNvPicPr/>
+                  </pic:nvPicPr>
+                  <pic:blipFill>
+                    <a:blip r:embed="rId18"/>
+                    <a:stretch>
+                      <a:fillRect/>
+                    </a:stretch>
+                  </pic:blipFill>
+                  <pic:spPr>
+                    <a:xfrm>
+                      <a:off x="0" y="0"/>
+                      <a:ext cx="5400040" cy="1254125"/>
+                    </a:xfrm>
+                    <a:prstGeom prst="rect">
+                      <a:avLst/>
+                    </a:prstGeom>
+                  </pic:spPr>
+                </pic:pic>
+              </a:graphicData>
+            </a:graphic>
+          </wp:inline>
+        </w:drawing>
+      </w:r>
+    </w:p>
+    <w:p>
+      <w:r>
+        <w:t>Y así se usaría KANBAM.</w:t>
+      </w:r>
+    </w:p>
+    <w:p>
+      <w:r>
+        <w:t xml:space="preserve">Para </w:t>
+      </w:r>
+      <w:r>
+        <w:t>SCRUM, sin embargo, debemos seleccionar una opción distinta.</w:t>
+      </w:r>
+    </w:p>
+    <w:p>
+      <w:r>
+        <w:lastRenderedPageBreak/>
+        <w:drawing>
+          <wp:inline distT="0" distB="0" distL="0" distR="0" wp14:anchorId="244D27B6" wp14:editId="169D680F">
+            <wp:extent cx="5400040" cy="3575050"/>
+            <wp:effectExtent l="0" t="0" r="0" b="6350"/>
+            <wp:docPr id="714382374" name="Picture 1"/>
+            <wp:cNvGraphicFramePr>
+              <a:graphicFrameLocks xmlns:a="http://schemas.openxmlformats.org/drawingml/2006/main" noChangeAspect="1"/>
+            </wp:cNvGraphicFramePr>
+            <a:graphic xmlns:a="http://schemas.openxmlformats.org/drawingml/2006/main">
+              <a:graphicData uri="http://schemas.openxmlformats.org/drawingml/2006/picture">
+                <pic:pic xmlns:pic="http://schemas.openxmlformats.org/drawingml/2006/picture">
+                  <pic:nvPicPr>
+                    <pic:cNvPr id="714382374" name=""/>
+                    <pic:cNvPicPr/>
+                  </pic:nvPicPr>
+                  <pic:blipFill>
+                    <a:blip r:embed="rId19"/>
+                    <a:stretch>
+                      <a:fillRect/>
+                    </a:stretch>
+                  </pic:blipFill>
+                  <pic:spPr>
+                    <a:xfrm>
+                      <a:off x="0" y="0"/>
+                      <a:ext cx="5400040" cy="3575050"/>
+                    </a:xfrm>
+                    <a:prstGeom prst="rect">
+                      <a:avLst/>
+                    </a:prstGeom>
+                  </pic:spPr>
+                </pic:pic>
+              </a:graphicData>
+            </a:graphic>
+          </wp:inline>
+        </w:drawing>
+      </w:r>
+    </w:p>
+    <w:p>
+      <w:r>
+        <w:t xml:space="preserve">Para simular </w:t>
+      </w:r>
+      <w:r>
+        <w:t xml:space="preserve">SCRUM dentro de GITHUB, tenemos que usar Iterative </w:t>
+      </w:r>
+      <w:proofErr w:type="spellStart"/>
+      <w:r>
+        <w:t>development</w:t>
+      </w:r>
+      <w:proofErr w:type="spellEnd"/>
+      <w:r>
+        <w:t xml:space="preserve"> entre las opciones disponibles.</w:t>
+      </w:r>
+    </w:p>
+    <w:p>
+      <w:r>
+        <w:drawing>
+          <wp:inline distT="0" distB="0" distL="0" distR="0" wp14:anchorId="435EA1F7" wp14:editId="08F9B7DD">
+            <wp:extent cx="5400040" cy="993775"/>
+            <wp:effectExtent l="0" t="0" r="0" b="0"/>
+            <wp:docPr id="1792667089" name="Picture 1"/>
+            <wp:cNvGraphicFramePr>
+              <a:graphicFrameLocks xmlns:a="http://schemas.openxmlformats.org/drawingml/2006/main" noChangeAspect="1"/>
+            </wp:cNvGraphicFramePr>
+            <a:graphic xmlns:a="http://schemas.openxmlformats.org/drawingml/2006/main">
+              <a:graphicData uri="http://schemas.openxmlformats.org/drawingml/2006/picture">
+                <pic:pic xmlns:pic="http://schemas.openxmlformats.org/drawingml/2006/picture">
+                  <pic:nvPicPr>
+                    <pic:cNvPr id="1792667089" name=""/>
+                    <pic:cNvPicPr/>
+                  </pic:nvPicPr>
+                  <pic:blipFill>
+                    <a:blip r:embed="rId20"/>
+                    <a:stretch>
+                      <a:fillRect/>
+                    </a:stretch>
+                  </pic:blipFill>
+                  <pic:spPr>
+                    <a:xfrm>
+                      <a:off x="0" y="0"/>
+                      <a:ext cx="5400040" cy="993775"/>
+                    </a:xfrm>
+                    <a:prstGeom prst="rect">
+                      <a:avLst/>
+                    </a:prstGeom>
+                  </pic:spPr>
+                </pic:pic>
+              </a:graphicData>
+            </a:graphic>
+          </wp:inline>
+        </w:drawing>
+      </w:r>
+      <w:r>
+        <w:t xml:space="preserve">Una vez aquí, nos vamos a ir a </w:t>
+      </w:r>
+      <w:proofErr w:type="spellStart"/>
+      <w:r>
+        <w:t>Roadmap</w:t>
+      </w:r>
+      <w:proofErr w:type="spellEnd"/>
+      <w:r>
+        <w:t xml:space="preserve"> y a empezar a crear los </w:t>
+      </w:r>
+      <w:proofErr w:type="spellStart"/>
+      <w:r>
+        <w:t>Sprints</w:t>
+      </w:r>
+      <w:proofErr w:type="spellEnd"/>
+      <w:r>
+        <w:t>.</w:t>
+      </w:r>
+    </w:p>
+    <w:p>
+      <w:r>
+        <w:drawing>
+          <wp:inline distT="0" distB="0" distL="0" distR="0" wp14:anchorId="37E91AE7" wp14:editId="75411231">
+            <wp:extent cx="5400040" cy="592455"/>
+            <wp:effectExtent l="0" t="0" r="0" b="0"/>
+            <wp:docPr id="1018791385" name="Picture 1"/>
+            <wp:cNvGraphicFramePr>
+              <a:graphicFrameLocks xmlns:a="http://schemas.openxmlformats.org/drawingml/2006/main" noChangeAspect="1"/>
+            </wp:cNvGraphicFramePr>
+            <a:graphic xmlns:a="http://schemas.openxmlformats.org/drawingml/2006/main">
+              <a:graphicData uri="http://schemas.openxmlformats.org/drawingml/2006/picture">
+                <pic:pic xmlns:pic="http://schemas.openxmlformats.org/drawingml/2006/picture">
+                  <pic:nvPicPr>
+                    <pic:cNvPr id="1018791385" name=""/>
+                    <pic:cNvPicPr/>
+                  </pic:nvPicPr>
+                  <pic:blipFill>
+                    <a:blip r:embed="rId21"/>
+                    <a:stretch>
+                      <a:fillRect/>
+                    </a:stretch>
+                  </pic:blipFill>
+                  <pic:spPr>
+                    <a:xfrm>
+                      <a:off x="0" y="0"/>
+                      <a:ext cx="5400040" cy="592455"/>
+                    </a:xfrm>
+                    <a:prstGeom prst="rect">
+                      <a:avLst/>
+                    </a:prstGeom>
+                  </pic:spPr>
+                </pic:pic>
+              </a:graphicData>
+            </a:graphic>
+          </wp:inline>
+        </w:drawing>
+      </w:r>
+      <w:r>
+        <w:t xml:space="preserve">Podemos ajustar los </w:t>
+      </w:r>
+      <w:r>
+        <w:t xml:space="preserve">diferentes tiempos en la línea cronológica donde el </w:t>
+      </w:r>
+      <w:r>
+        <w:t>desarrollo en el modelo SCRUM estaría siendo desarrollado.</w:t>
+      </w:r>
+    </w:p>
     <w:p>
       <w:pPr>
         <w:rPr>
@@ -1474,82 +1867,24 @@
     </w:p>
     <w:p>
       <w:pPr>
-        <w:pStyle w:val="Ttulo1"/>
-      </w:pPr>
+        <w:pStyle w:val="Heading1"/>
+      </w:pPr>
+      <w:bookmarkStart w:id="5" w:name="_Toc223905587"/>
       <w:r>
         <w:lastRenderedPageBreak/>
-        <w:t>Conclusiones</w:t>
-      </w:r>
-      <w:bookmarkEnd w:id="2"/>
+        <w:t>Bibliografía</w:t>
+      </w:r>
+      <w:bookmarkEnd w:id="5"/>
     </w:p>
     <w:p/>
     <w:p>
-      <w:r>
-        <w:t xml:space="preserve">Las mejoras de </w:t>
-      </w:r>
-      <w:proofErr w:type="spellStart"/>
-      <w:r>
-        <w:t>IntelliJ</w:t>
-      </w:r>
-      <w:proofErr w:type="spellEnd"/>
-      <w:r>
-        <w:t xml:space="preserve"> especialmente a través de la búsqueda de </w:t>
-      </w:r>
-      <w:proofErr w:type="spellStart"/>
-      <w:r>
-        <w:t>plugins</w:t>
-      </w:r>
-      <w:proofErr w:type="spellEnd"/>
-      <w:r>
-        <w:t xml:space="preserve"> han servido como un agente que ha dado pie a buscar más extensiones que hagan trabajar dentro de estas algo más cómodo, y por esto, incluso cuando la actividad solo sea la de instalar un solo </w:t>
-      </w:r>
-      <w:proofErr w:type="spellStart"/>
-      <w:r>
-        <w:t>plugin</w:t>
-      </w:r>
-      <w:proofErr w:type="spellEnd"/>
-      <w:r>
-        <w:t>, he instalado múltiples más por mi propia cuenta.</w:t>
-      </w:r>
-    </w:p>
-    <w:p>
-      <w:r>
-        <w:t xml:space="preserve">Para las extensiones de </w:t>
-      </w:r>
-      <w:proofErr w:type="spellStart"/>
-      <w:r>
-        <w:t>VSCode</w:t>
-      </w:r>
-      <w:proofErr w:type="spellEnd"/>
-      <w:r>
-        <w:t>, no hay mucho que añadir, sin embargo, ya que son simplemente cuatro extensiones a instalar y ya.</w:t>
-      </w:r>
-    </w:p>
-    <w:p>
-      <w:r>
-        <w:br w:type="page"/>
-      </w:r>
-    </w:p>
-    <w:p>
-      <w:pPr>
-        <w:pStyle w:val="Ttulo1"/>
-      </w:pPr>
-      <w:bookmarkStart w:id="4" w:name="_Toc219454791"/>
-      <w:r>
-        <w:lastRenderedPageBreak/>
-        <w:t>Bibliografía</w:t>
-      </w:r>
-      <w:bookmarkEnd w:id="4"/>
-    </w:p>
-    <w:p/>
-    <w:p>
       <w:pPr>
         <w:ind w:left="360"/>
       </w:pPr>
-      <w:hyperlink r:id="rId15" w:history="1">
+      <w:hyperlink r:id="rId22" w:history="1">
         <w:r>
           <w:rPr>
-            <w:rStyle w:val="Hipervnculo"/>
+            <w:rStyle w:val="Hyperlink"/>
           </w:rPr>
           <w:t>https://asana.com/es/resources/what-is-kanban</w:t>
         </w:r>
@@ -1559,10 +1894,10 @@
       <w:pPr>
         <w:ind w:left="360"/>
       </w:pPr>
-      <w:hyperlink r:id="rId16" w:history="1">
+      <w:hyperlink r:id="rId23" w:history="1">
         <w:r>
           <w:rPr>
-            <w:rStyle w:val="Hipervnculo"/>
+            <w:rStyle w:val="Hyperlink"/>
           </w:rPr>
           <w:t>https://www.cursosfemxa.es/blog/scrum?gad_source=1&amp;gad_campaignid=23467382824&amp;gbraid=0AAAAAD-3CZ7CUVGTIl26BTx0hKgOQMYxh&amp;gclid=CjwKCAiAnoXNBhAZEiwAnItcG94EfvOQxmx4y5jEhT1eQwn9dqQUh3n6nYiAoKR8l47nmVQWGsN75hoCR0YQAvD_BwE</w:t>
         </w:r>
@@ -1572,10 +1907,10 @@
       <w:pPr>
         <w:ind w:left="360"/>
       </w:pPr>
-      <w:hyperlink r:id="rId17" w:history="1">
+      <w:hyperlink r:id="rId24" w:history="1">
         <w:r>
           <w:rPr>
-            <w:rStyle w:val="Hipervnculo"/>
+            <w:rStyle w:val="Hyperlink"/>
           </w:rPr>
           <w:t>https://www.coursera.org/mx/articles/kanban-vs-scrum</w:t>
         </w:r>
@@ -1597,8 +1932,8 @@
       </w:pPr>
     </w:p>
     <w:sectPr>
-      <w:headerReference w:type="default" r:id="rId18"/>
-      <w:footerReference w:type="default" r:id="rId19"/>
+      <w:headerReference w:type="default" r:id="rId25"/>
+      <w:footerReference w:type="default" r:id="rId26"/>
       <w:pgSz w:w="11906" w:h="16838"/>
       <w:pgMar w:top="1417" w:right="1701" w:bottom="1417" w:left="1701" w:header="708" w:footer="708" w:gutter="0"/>
       <w:pgNumType w:start="0"/>
@@ -1611,7 +1946,7 @@
 </file>
 
 <file path=word/endnotes.xml><?xml version="1.0" encoding="utf-8"?>
-<w:endnotes xmlns:wpc="http://schemas.microsoft.com/office/word/2010/wordprocessingCanvas" xmlns:cx="http://schemas.microsoft.com/office/drawing/2014/chartex" xmlns:mc="http://schemas.openxmlformats.org/markup-compatibility/2006" xmlns:o="urn:schemas-microsoft-com:office:office" xmlns:r="http://schemas.openxmlformats.org/officeDocument/2006/relationships" xmlns:m="http://schemas.openxmlformats.org/officeDocument/2006/math" xmlns:v="urn:schemas-microsoft-com:vml" xmlns:wp14="http://schemas.microsoft.com/office/word/2010/wordprocessingDrawing" xmlns:wp="http://schemas.openxmlformats.org/drawingml/2006/wordprocessingDrawing" xmlns:w10="urn:schemas-microsoft-com:office:word" xmlns:w="http://schemas.openxmlformats.org/wordprocessingml/2006/main" xmlns:w14="http://schemas.microsoft.com/office/word/2010/wordml" xmlns:w15="http://schemas.microsoft.com/office/word/2012/wordml" xmlns:w16se="http://schemas.microsoft.com/office/word/2015/wordml/symex" xmlns:wpg="http://schemas.microsoft.com/office/word/2010/wordprocessingGroup" xmlns:wpi="http://schemas.microsoft.com/office/word/2010/wordprocessingInk" xmlns:wne="http://schemas.microsoft.com/office/word/2006/wordml" xmlns:wps="http://schemas.microsoft.com/office/word/2010/wordprocessingShape" mc:Ignorable="w14 w15 w16se wp14">
+<w:endnotes xmlns:wpc="http://schemas.microsoft.com/office/word/2010/wordprocessingCanvas" xmlns:cx="http://schemas.microsoft.com/office/drawing/2014/chartex" xmlns:cx1="http://schemas.microsoft.com/office/drawing/2015/9/8/chartex" xmlns:cx2="http://schemas.microsoft.com/office/drawing/2015/10/21/chartex" xmlns:cx3="http://schemas.microsoft.com/office/drawing/2016/5/9/chartex" xmlns:cx4="http://schemas.microsoft.com/office/drawing/2016/5/10/chartex" xmlns:cx5="http://schemas.microsoft.com/office/drawing/2016/5/11/chartex" xmlns:cx6="http://schemas.microsoft.com/office/drawing/2016/5/12/chartex" xmlns:cx7="http://schemas.microsoft.com/office/drawing/2016/5/13/chartex" xmlns:cx8="http://schemas.microsoft.com/office/drawing/2016/5/14/chartex" xmlns:mc="http://schemas.openxmlformats.org/markup-compatibility/2006" xmlns:aink="http://schemas.microsoft.com/office/drawing/2016/ink" xmlns:am3d="http://schemas.microsoft.com/office/drawing/2017/model3d" xmlns:o="urn:schemas-microsoft-com:office:office" xmlns:oel="http://schemas.microsoft.com/office/2019/extlst" xmlns:r="http://schemas.openxmlformats.org/officeDocument/2006/relationships" xmlns:m="http://schemas.openxmlformats.org/officeDocument/2006/math" xmlns:v="urn:schemas-microsoft-com:vml" xmlns:wp14="http://schemas.microsoft.com/office/word/2010/wordprocessingDrawing" xmlns:wp="http://schemas.openxmlformats.org/drawingml/2006/wordprocessingDrawing" xmlns:w10="urn:schemas-microsoft-com:office:word" xmlns:w="http://schemas.openxmlformats.org/wordprocessingml/2006/main" xmlns:w14="http://schemas.microsoft.com/office/word/2010/wordml" xmlns:w15="http://schemas.microsoft.com/office/word/2012/wordml" xmlns:w16cex="http://schemas.microsoft.com/office/word/2018/wordml/cex" xmlns:w16cid="http://schemas.microsoft.com/office/word/2016/wordml/cid" xmlns:w16="http://schemas.microsoft.com/office/word/2018/wordml" xmlns:w16du="http://schemas.microsoft.com/office/word/2023/wordml/word16du" xmlns:w16sdtdh="http://schemas.microsoft.com/office/word/2020/wordml/sdtdatahash" xmlns:w16sdtfl="http://schemas.microsoft.com/office/word/2024/wordml/sdtformatlock" xmlns:w16se="http://schemas.microsoft.com/office/word/2015/wordml/symex" xmlns:wpg="http://schemas.microsoft.com/office/word/2010/wordprocessingGroup" xmlns:wpi="http://schemas.microsoft.com/office/word/2010/wordprocessingInk" xmlns:wne="http://schemas.microsoft.com/office/word/2006/wordml" xmlns:wps="http://schemas.microsoft.com/office/word/2010/wordprocessingShape" mc:Ignorable="w14 w15 w16se w16cid w16 w16cex w16sdtdh w16sdtfl w16du wp14">
   <w:endnote w:type="separator" w:id="-1">
     <w:p>
       <w:pPr>
@@ -1636,7 +1971,7 @@
 </file>
 
 <file path=word/footer1.xml><?xml version="1.0" encoding="utf-8"?>
-<w:ftr xmlns:wpc="http://schemas.microsoft.com/office/word/2010/wordprocessingCanvas" xmlns:cx="http://schemas.microsoft.com/office/drawing/2014/chartex" xmlns:mc="http://schemas.openxmlformats.org/markup-compatibility/2006" xmlns:o="urn:schemas-microsoft-com:office:office" xmlns:r="http://schemas.openxmlformats.org/officeDocument/2006/relationships" xmlns:m="http://schemas.openxmlformats.org/officeDocument/2006/math" xmlns:v="urn:schemas-microsoft-com:vml" xmlns:wp14="http://schemas.microsoft.com/office/word/2010/wordprocessingDrawing" xmlns:wp="http://schemas.openxmlformats.org/drawingml/2006/wordprocessingDrawing" xmlns:w10="urn:schemas-microsoft-com:office:word" xmlns:w="http://schemas.openxmlformats.org/wordprocessingml/2006/main" xmlns:w14="http://schemas.microsoft.com/office/word/2010/wordml" xmlns:w15="http://schemas.microsoft.com/office/word/2012/wordml" xmlns:w16se="http://schemas.microsoft.com/office/word/2015/wordml/symex" xmlns:wpg="http://schemas.microsoft.com/office/word/2010/wordprocessingGroup" xmlns:wpi="http://schemas.microsoft.com/office/word/2010/wordprocessingInk" xmlns:wne="http://schemas.microsoft.com/office/word/2006/wordml" xmlns:wps="http://schemas.microsoft.com/office/word/2010/wordprocessingShape" mc:Ignorable="w14 w15 w16se wp14">
+<w:ftr xmlns:wpc="http://schemas.microsoft.com/office/word/2010/wordprocessingCanvas" xmlns:cx="http://schemas.microsoft.com/office/drawing/2014/chartex" xmlns:cx1="http://schemas.microsoft.com/office/drawing/2015/9/8/chartex" xmlns:cx2="http://schemas.microsoft.com/office/drawing/2015/10/21/chartex" xmlns:cx3="http://schemas.microsoft.com/office/drawing/2016/5/9/chartex" xmlns:cx4="http://schemas.microsoft.com/office/drawing/2016/5/10/chartex" xmlns:cx5="http://schemas.microsoft.com/office/drawing/2016/5/11/chartex" xmlns:cx6="http://schemas.microsoft.com/office/drawing/2016/5/12/chartex" xmlns:cx7="http://schemas.microsoft.com/office/drawing/2016/5/13/chartex" xmlns:cx8="http://schemas.microsoft.com/office/drawing/2016/5/14/chartex" xmlns:mc="http://schemas.openxmlformats.org/markup-compatibility/2006" xmlns:aink="http://schemas.microsoft.com/office/drawing/2016/ink" xmlns:am3d="http://schemas.microsoft.com/office/drawing/2017/model3d" xmlns:o="urn:schemas-microsoft-com:office:office" xmlns:oel="http://schemas.microsoft.com/office/2019/extlst" xmlns:r="http://schemas.openxmlformats.org/officeDocument/2006/relationships" xmlns:m="http://schemas.openxmlformats.org/officeDocument/2006/math" xmlns:v="urn:schemas-microsoft-com:vml" xmlns:wp14="http://schemas.microsoft.com/office/word/2010/wordprocessingDrawing" xmlns:wp="http://schemas.openxmlformats.org/drawingml/2006/wordprocessingDrawing" xmlns:w10="urn:schemas-microsoft-com:office:word" xmlns:w="http://schemas.openxmlformats.org/wordprocessingml/2006/main" xmlns:w14="http://schemas.microsoft.com/office/word/2010/wordml" xmlns:w15="http://schemas.microsoft.com/office/word/2012/wordml" xmlns:w16cex="http://schemas.microsoft.com/office/word/2018/wordml/cex" xmlns:w16cid="http://schemas.microsoft.com/office/word/2016/wordml/cid" xmlns:w16="http://schemas.microsoft.com/office/word/2018/wordml" xmlns:w16du="http://schemas.microsoft.com/office/word/2023/wordml/word16du" xmlns:w16sdtdh="http://schemas.microsoft.com/office/word/2020/wordml/sdtdatahash" xmlns:w16sdtfl="http://schemas.microsoft.com/office/word/2024/wordml/sdtformatlock" xmlns:w16se="http://schemas.microsoft.com/office/word/2015/wordml/symex" xmlns:wpg="http://schemas.microsoft.com/office/word/2010/wordprocessingGroup" xmlns:wpi="http://schemas.microsoft.com/office/word/2010/wordprocessingInk" xmlns:wne="http://schemas.microsoft.com/office/word/2006/wordml" xmlns:wps="http://schemas.microsoft.com/office/word/2010/wordprocessingShape" mc:Ignorable="w14 w15 w16se w16cid w16 w16cex w16sdtdh w16sdtfl w16du wp14">
   <w:tbl>
     <w:tblPr>
       <w:tblpPr w:leftFromText="187" w:rightFromText="187" w:vertAnchor="page" w:horzAnchor="margin" w:tblpXSpec="center" w:tblpYSpec="bottom"/>
@@ -1739,14 +2074,14 @@
   </w:tbl>
   <w:p>
     <w:pPr>
-      <w:pStyle w:val="Piedepgina"/>
+      <w:pStyle w:val="Footer"/>
     </w:pPr>
   </w:p>
 </w:ftr>
 </file>
 
 <file path=word/footnotes.xml><?xml version="1.0" encoding="utf-8"?>
-<w:footnotes xmlns:wpc="http://schemas.microsoft.com/office/word/2010/wordprocessingCanvas" xmlns:cx="http://schemas.microsoft.com/office/drawing/2014/chartex" xmlns:mc="http://schemas.openxmlformats.org/markup-compatibility/2006" xmlns:o="urn:schemas-microsoft-com:office:office" xmlns:r="http://schemas.openxmlformats.org/officeDocument/2006/relationships" xmlns:m="http://schemas.openxmlformats.org/officeDocument/2006/math" xmlns:v="urn:schemas-microsoft-com:vml" xmlns:wp14="http://schemas.microsoft.com/office/word/2010/wordprocessingDrawing" xmlns:wp="http://schemas.openxmlformats.org/drawingml/2006/wordprocessingDrawing" xmlns:w10="urn:schemas-microsoft-com:office:word" xmlns:w="http://schemas.openxmlformats.org/wordprocessingml/2006/main" xmlns:w14="http://schemas.microsoft.com/office/word/2010/wordml" xmlns:w15="http://schemas.microsoft.com/office/word/2012/wordml" xmlns:w16se="http://schemas.microsoft.com/office/word/2015/wordml/symex" xmlns:wpg="http://schemas.microsoft.com/office/word/2010/wordprocessingGroup" xmlns:wpi="http://schemas.microsoft.com/office/word/2010/wordprocessingInk" xmlns:wne="http://schemas.microsoft.com/office/word/2006/wordml" xmlns:wps="http://schemas.microsoft.com/office/word/2010/wordprocessingShape" mc:Ignorable="w14 w15 w16se wp14">
+<w:footnotes xmlns:wpc="http://schemas.microsoft.com/office/word/2010/wordprocessingCanvas" xmlns:cx="http://schemas.microsoft.com/office/drawing/2014/chartex" xmlns:cx1="http://schemas.microsoft.com/office/drawing/2015/9/8/chartex" xmlns:cx2="http://schemas.microsoft.com/office/drawing/2015/10/21/chartex" xmlns:cx3="http://schemas.microsoft.com/office/drawing/2016/5/9/chartex" xmlns:cx4="http://schemas.microsoft.com/office/drawing/2016/5/10/chartex" xmlns:cx5="http://schemas.microsoft.com/office/drawing/2016/5/11/chartex" xmlns:cx6="http://schemas.microsoft.com/office/drawing/2016/5/12/chartex" xmlns:cx7="http://schemas.microsoft.com/office/drawing/2016/5/13/chartex" xmlns:cx8="http://schemas.microsoft.com/office/drawing/2016/5/14/chartex" xmlns:mc="http://schemas.openxmlformats.org/markup-compatibility/2006" xmlns:aink="http://schemas.microsoft.com/office/drawing/2016/ink" xmlns:am3d="http://schemas.microsoft.com/office/drawing/2017/model3d" xmlns:o="urn:schemas-microsoft-com:office:office" xmlns:oel="http://schemas.microsoft.com/office/2019/extlst" xmlns:r="http://schemas.openxmlformats.org/officeDocument/2006/relationships" xmlns:m="http://schemas.openxmlformats.org/officeDocument/2006/math" xmlns:v="urn:schemas-microsoft-com:vml" xmlns:wp14="http://schemas.microsoft.com/office/word/2010/wordprocessingDrawing" xmlns:wp="http://schemas.openxmlformats.org/drawingml/2006/wordprocessingDrawing" xmlns:w10="urn:schemas-microsoft-com:office:word" xmlns:w="http://schemas.openxmlformats.org/wordprocessingml/2006/main" xmlns:w14="http://schemas.microsoft.com/office/word/2010/wordml" xmlns:w15="http://schemas.microsoft.com/office/word/2012/wordml" xmlns:w16cex="http://schemas.microsoft.com/office/word/2018/wordml/cex" xmlns:w16cid="http://schemas.microsoft.com/office/word/2016/wordml/cid" xmlns:w16="http://schemas.microsoft.com/office/word/2018/wordml" xmlns:w16du="http://schemas.microsoft.com/office/word/2023/wordml/word16du" xmlns:w16sdtdh="http://schemas.microsoft.com/office/word/2020/wordml/sdtdatahash" xmlns:w16sdtfl="http://schemas.microsoft.com/office/word/2024/wordml/sdtformatlock" xmlns:w16se="http://schemas.microsoft.com/office/word/2015/wordml/symex" xmlns:wpg="http://schemas.microsoft.com/office/word/2010/wordprocessingGroup" xmlns:wpi="http://schemas.microsoft.com/office/word/2010/wordprocessingInk" xmlns:wne="http://schemas.microsoft.com/office/word/2006/wordml" xmlns:wps="http://schemas.microsoft.com/office/word/2010/wordprocessingShape" mc:Ignorable="w14 w15 w16se w16cid w16 w16cex w16sdtdh w16sdtfl w16du wp14">
   <w:footnote w:type="separator" w:id="-1">
     <w:p>
       <w:pPr>
@@ -1771,10 +2106,10 @@
 </file>
 
 <file path=word/header1.xml><?xml version="1.0" encoding="utf-8"?>
-<w:hdr xmlns:wpc="http://schemas.microsoft.com/office/word/2010/wordprocessingCanvas" xmlns:cx="http://schemas.microsoft.com/office/drawing/2014/chartex" xmlns:mc="http://schemas.openxmlformats.org/markup-compatibility/2006" xmlns:o="urn:schemas-microsoft-com:office:office" xmlns:r="http://schemas.openxmlformats.org/officeDocument/2006/relationships" xmlns:m="http://schemas.openxmlformats.org/officeDocument/2006/math" xmlns:v="urn:schemas-microsoft-com:vml" xmlns:wp14="http://schemas.microsoft.com/office/word/2010/wordprocessingDrawing" xmlns:wp="http://schemas.openxmlformats.org/drawingml/2006/wordprocessingDrawing" xmlns:w10="urn:schemas-microsoft-com:office:word" xmlns:w="http://schemas.openxmlformats.org/wordprocessingml/2006/main" xmlns:w14="http://schemas.microsoft.com/office/word/2010/wordml" xmlns:w15="http://schemas.microsoft.com/office/word/2012/wordml" xmlns:w16se="http://schemas.microsoft.com/office/word/2015/wordml/symex" xmlns:wpg="http://schemas.microsoft.com/office/word/2010/wordprocessingGroup" xmlns:wpi="http://schemas.microsoft.com/office/word/2010/wordprocessingInk" xmlns:wne="http://schemas.microsoft.com/office/word/2006/wordml" xmlns:wps="http://schemas.microsoft.com/office/word/2010/wordprocessingShape" mc:Ignorable="w14 w15 w16se wp14">
+<w:hdr xmlns:wpc="http://schemas.microsoft.com/office/word/2010/wordprocessingCanvas" xmlns:cx="http://schemas.microsoft.com/office/drawing/2014/chartex" xmlns:cx1="http://schemas.microsoft.com/office/drawing/2015/9/8/chartex" xmlns:cx2="http://schemas.microsoft.com/office/drawing/2015/10/21/chartex" xmlns:cx3="http://schemas.microsoft.com/office/drawing/2016/5/9/chartex" xmlns:cx4="http://schemas.microsoft.com/office/drawing/2016/5/10/chartex" xmlns:cx5="http://schemas.microsoft.com/office/drawing/2016/5/11/chartex" xmlns:cx6="http://schemas.microsoft.com/office/drawing/2016/5/12/chartex" xmlns:cx7="http://schemas.microsoft.com/office/drawing/2016/5/13/chartex" xmlns:cx8="http://schemas.microsoft.com/office/drawing/2016/5/14/chartex" xmlns:mc="http://schemas.openxmlformats.org/markup-compatibility/2006" xmlns:aink="http://schemas.microsoft.com/office/drawing/2016/ink" xmlns:am3d="http://schemas.microsoft.com/office/drawing/2017/model3d" xmlns:o="urn:schemas-microsoft-com:office:office" xmlns:oel="http://schemas.microsoft.com/office/2019/extlst" xmlns:r="http://schemas.openxmlformats.org/officeDocument/2006/relationships" xmlns:m="http://schemas.openxmlformats.org/officeDocument/2006/math" xmlns:v="urn:schemas-microsoft-com:vml" xmlns:wp14="http://schemas.microsoft.com/office/word/2010/wordprocessingDrawing" xmlns:wp="http://schemas.openxmlformats.org/drawingml/2006/wordprocessingDrawing" xmlns:w10="urn:schemas-microsoft-com:office:word" xmlns:w="http://schemas.openxmlformats.org/wordprocessingml/2006/main" xmlns:w14="http://schemas.microsoft.com/office/word/2010/wordml" xmlns:w15="http://schemas.microsoft.com/office/word/2012/wordml" xmlns:w16cex="http://schemas.microsoft.com/office/word/2018/wordml/cex" xmlns:w16cid="http://schemas.microsoft.com/office/word/2016/wordml/cid" xmlns:w16="http://schemas.microsoft.com/office/word/2018/wordml" xmlns:w16du="http://schemas.microsoft.com/office/word/2023/wordml/word16du" xmlns:w16sdtdh="http://schemas.microsoft.com/office/word/2020/wordml/sdtdatahash" xmlns:w16sdtfl="http://schemas.microsoft.com/office/word/2024/wordml/sdtformatlock" xmlns:w16se="http://schemas.microsoft.com/office/word/2015/wordml/symex" xmlns:wpg="http://schemas.microsoft.com/office/word/2010/wordprocessingGroup" xmlns:wpi="http://schemas.microsoft.com/office/word/2010/wordprocessingInk" xmlns:wne="http://schemas.microsoft.com/office/word/2006/wordml" xmlns:wps="http://schemas.microsoft.com/office/word/2010/wordprocessingShape" mc:Ignorable="w14 w15 w16se w16cid w16 w16cex w16sdtdh w16sdtfl w16du wp14">
   <w:p>
     <w:pPr>
-      <w:pStyle w:val="Encabezado"/>
+      <w:pStyle w:val="Header"/>
       <w:rPr>
         <w:b/>
         <w:color w:val="2E74B5" w:themeColor="accent1" w:themeShade="BF"/>
@@ -1795,7 +2130,6 @@
         <w:dataBinding w:prefixMappings="xmlns:ns0='http://purl.org/dc/elements/1.1/' xmlns:ns1='http://schemas.openxmlformats.org/package/2006/metadata/core-properties' " w:xpath="/ns1:coreProperties[1]/ns0:creator[1]" w:storeItemID="{6C3C8BC8-F283-45AE-878A-BAB7291924A1}"/>
         <w:text/>
       </w:sdtPr>
-      <w:sdtEndPr/>
       <w:sdtContent>
         <w:r>
           <w:rPr>
@@ -1828,7 +2162,6 @@
         <w:dataBinding w:prefixMappings="xmlns:ns0='http://schemas.openxmlformats.org/officeDocument/2006/extended-properties' " w:xpath="/ns0:Properties[1]/ns0:Company[1]" w:storeItemID="{6668398D-A668-4E3E-A5EB-62B293D839F1}"/>
         <w:text/>
       </w:sdtPr>
-      <w:sdtEndPr/>
       <w:sdtContent>
         <w:r>
           <w:rPr>
@@ -1861,7 +2194,6 @@
         <w:dataBinding w:prefixMappings="xmlns:ns0='http://purl.org/dc/elements/1.1/' xmlns:ns1='http://schemas.openxmlformats.org/package/2006/metadata/core-properties' " w:xpath="/ns1:coreProperties[1]/ns0:description[1]" w:storeItemID="{6C3C8BC8-F283-45AE-878A-BAB7291924A1}"/>
         <w:text w:multiLine="1"/>
       </w:sdtPr>
-      <w:sdtEndPr/>
       <w:sdtContent>
         <w:r>
           <w:rPr>
@@ -1884,7 +2216,7 @@
 </file>
 
 <file path=word/numbering.xml><?xml version="1.0" encoding="utf-8"?>
-<w:numbering xmlns:wpc="http://schemas.microsoft.com/office/word/2010/wordprocessingCanvas" xmlns:cx="http://schemas.microsoft.com/office/drawing/2014/chartex" xmlns:mc="http://schemas.openxmlformats.org/markup-compatibility/2006" xmlns:o="urn:schemas-microsoft-com:office:office" xmlns:r="http://schemas.openxmlformats.org/officeDocument/2006/relationships" xmlns:m="http://schemas.openxmlformats.org/officeDocument/2006/math" xmlns:v="urn:schemas-microsoft-com:vml" xmlns:wp14="http://schemas.microsoft.com/office/word/2010/wordprocessingDrawing" xmlns:wp="http://schemas.openxmlformats.org/drawingml/2006/wordprocessingDrawing" xmlns:w10="urn:schemas-microsoft-com:office:word" xmlns:w="http://schemas.openxmlformats.org/wordprocessingml/2006/main" xmlns:w14="http://schemas.microsoft.com/office/word/2010/wordml" xmlns:w15="http://schemas.microsoft.com/office/word/2012/wordml" xmlns:w16se="http://schemas.microsoft.com/office/word/2015/wordml/symex" xmlns:wpg="http://schemas.microsoft.com/office/word/2010/wordprocessingGroup" xmlns:wpi="http://schemas.microsoft.com/office/word/2010/wordprocessingInk" xmlns:wne="http://schemas.microsoft.com/office/word/2006/wordml" xmlns:wps="http://schemas.microsoft.com/office/word/2010/wordprocessingShape" mc:Ignorable="w14 w15 w16se wp14">
+<w:numbering xmlns:wpc="http://schemas.microsoft.com/office/word/2010/wordprocessingCanvas" xmlns:cx="http://schemas.microsoft.com/office/drawing/2014/chartex" xmlns:cx1="http://schemas.microsoft.com/office/drawing/2015/9/8/chartex" xmlns:cx2="http://schemas.microsoft.com/office/drawing/2015/10/21/chartex" xmlns:cx3="http://schemas.microsoft.com/office/drawing/2016/5/9/chartex" xmlns:cx4="http://schemas.microsoft.com/office/drawing/2016/5/10/chartex" xmlns:cx5="http://schemas.microsoft.com/office/drawing/2016/5/11/chartex" xmlns:cx6="http://schemas.microsoft.com/office/drawing/2016/5/12/chartex" xmlns:cx7="http://schemas.microsoft.com/office/drawing/2016/5/13/chartex" xmlns:cx8="http://schemas.microsoft.com/office/drawing/2016/5/14/chartex" xmlns:mc="http://schemas.openxmlformats.org/markup-compatibility/2006" xmlns:aink="http://schemas.microsoft.com/office/drawing/2016/ink" xmlns:am3d="http://schemas.microsoft.com/office/drawing/2017/model3d" xmlns:o="urn:schemas-microsoft-com:office:office" xmlns:oel="http://schemas.microsoft.com/office/2019/extlst" xmlns:r="http://schemas.openxmlformats.org/officeDocument/2006/relationships" xmlns:m="http://schemas.openxmlformats.org/officeDocument/2006/math" xmlns:v="urn:schemas-microsoft-com:vml" xmlns:wp14="http://schemas.microsoft.com/office/word/2010/wordprocessingDrawing" xmlns:wp="http://schemas.openxmlformats.org/drawingml/2006/wordprocessingDrawing" xmlns:w10="urn:schemas-microsoft-com:office:word" xmlns:w="http://schemas.openxmlformats.org/wordprocessingml/2006/main" xmlns:w14="http://schemas.microsoft.com/office/word/2010/wordml" xmlns:w15="http://schemas.microsoft.com/office/word/2012/wordml" xmlns:w16cex="http://schemas.microsoft.com/office/word/2018/wordml/cex" xmlns:w16cid="http://schemas.microsoft.com/office/word/2016/wordml/cid" xmlns:w16="http://schemas.microsoft.com/office/word/2018/wordml" xmlns:w16du="http://schemas.microsoft.com/office/word/2023/wordml/word16du" xmlns:w16sdtdh="http://schemas.microsoft.com/office/word/2020/wordml/sdtdatahash" xmlns:w16sdtfl="http://schemas.microsoft.com/office/word/2024/wordml/sdtformatlock" xmlns:w16se="http://schemas.microsoft.com/office/word/2015/wordml/symex" xmlns:wpg="http://schemas.microsoft.com/office/word/2010/wordprocessingGroup" xmlns:wpi="http://schemas.microsoft.com/office/word/2010/wordprocessingInk" xmlns:wne="http://schemas.microsoft.com/office/word/2006/wordml" xmlns:wps="http://schemas.microsoft.com/office/word/2010/wordprocessingShape" mc:Ignorable="w14 w15 w16se w16cid w16 w16cex w16sdtdh w16sdtfl w16du wp14">
   <w:abstractNum w:abstractNumId="0" w15:restartNumberingAfterBreak="0">
     <w:nsid w:val="07F57FF2"/>
     <w:multiLevelType w:val="hybridMultilevel"/>
@@ -2312,23 +2644,23 @@
       </w:rPr>
     </w:lvl>
   </w:abstractNum>
-  <w:num w:numId="1">
+  <w:num w:numId="1" w16cid:durableId="825125134">
     <w:abstractNumId w:val="1"/>
   </w:num>
-  <w:num w:numId="2">
+  <w:num w:numId="2" w16cid:durableId="80302420">
     <w:abstractNumId w:val="3"/>
   </w:num>
-  <w:num w:numId="3">
+  <w:num w:numId="3" w16cid:durableId="604192051">
     <w:abstractNumId w:val="2"/>
   </w:num>
-  <w:num w:numId="4">
+  <w:num w:numId="4" w16cid:durableId="293216758">
     <w:abstractNumId w:val="0"/>
   </w:num>
 </w:numbering>
 </file>
 
 <file path=word/styles.xml><?xml version="1.0" encoding="utf-8"?>
-<w:styles xmlns:mc="http://schemas.openxmlformats.org/markup-compatibility/2006" xmlns:r="http://schemas.openxmlformats.org/officeDocument/2006/relationships" xmlns:w="http://schemas.openxmlformats.org/wordprocessingml/2006/main" xmlns:w14="http://schemas.microsoft.com/office/word/2010/wordml" xmlns:w15="http://schemas.microsoft.com/office/word/2012/wordml" xmlns:w16se="http://schemas.microsoft.com/office/word/2015/wordml/symex" mc:Ignorable="w14 w15 w16se">
+<w:styles xmlns:mc="http://schemas.openxmlformats.org/markup-compatibility/2006" xmlns:r="http://schemas.openxmlformats.org/officeDocument/2006/relationships" xmlns:w="http://schemas.openxmlformats.org/wordprocessingml/2006/main" xmlns:w14="http://schemas.microsoft.com/office/word/2010/wordml" xmlns:w15="http://schemas.microsoft.com/office/word/2012/wordml" xmlns:w16cex="http://schemas.microsoft.com/office/word/2018/wordml/cex" xmlns:w16cid="http://schemas.microsoft.com/office/word/2016/wordml/cid" xmlns:w16="http://schemas.microsoft.com/office/word/2018/wordml" xmlns:w16du="http://schemas.microsoft.com/office/word/2023/wordml/word16du" xmlns:w16sdtdh="http://schemas.microsoft.com/office/word/2020/wordml/sdtdatahash" xmlns:w16sdtfl="http://schemas.microsoft.com/office/word/2024/wordml/sdtformatlock" xmlns:w16se="http://schemas.microsoft.com/office/word/2015/wordml/symex" mc:Ignorable="w14 w15 w16se w16cid w16 w16cex w16sdtdh w16sdtfl w16du">
   <w:docDefaults>
     <w:rPrDefault>
       <w:rPr>
@@ -2345,7 +2677,7 @@
       </w:pPr>
     </w:pPrDefault>
   </w:docDefaults>
-  <w:latentStyles w:defLockedState="0" w:defUIPriority="99" w:defSemiHidden="0" w:defUnhideWhenUsed="0" w:defQFormat="0" w:count="371">
+  <w:latentStyles w:defLockedState="0" w:defUIPriority="99" w:defSemiHidden="0" w:defUnhideWhenUsed="0" w:defQFormat="0" w:count="376">
     <w:lsdException w:name="Normal" w:uiPriority="0" w:qFormat="1"/>
     <w:lsdException w:name="heading 1" w:uiPriority="9" w:qFormat="1"/>
     <w:lsdException w:name="heading 2" w:semiHidden="1" w:uiPriority="9" w:unhideWhenUsed="1" w:qFormat="1"/>
@@ -2717,16 +3049,21 @@
     <w:lsdException w:name="List Table 5 Dark Accent 6" w:uiPriority="50"/>
     <w:lsdException w:name="List Table 6 Colorful Accent 6" w:uiPriority="51"/>
     <w:lsdException w:name="List Table 7 Colorful Accent 6" w:uiPriority="52"/>
+    <w:lsdException w:name="Mention" w:semiHidden="1" w:unhideWhenUsed="1"/>
+    <w:lsdException w:name="Smart Hyperlink" w:semiHidden="1" w:unhideWhenUsed="1"/>
+    <w:lsdException w:name="Hashtag" w:semiHidden="1" w:unhideWhenUsed="1"/>
+    <w:lsdException w:name="Unresolved Mention" w:semiHidden="1" w:unhideWhenUsed="1"/>
+    <w:lsdException w:name="Smart Link" w:semiHidden="1" w:unhideWhenUsed="1"/>
   </w:latentStyles>
   <w:style w:type="paragraph" w:default="1" w:styleId="Normal">
     <w:name w:val="Normal"/>
     <w:qFormat/>
   </w:style>
-  <w:style w:type="paragraph" w:styleId="Ttulo1">
+  <w:style w:type="paragraph" w:styleId="Heading1">
     <w:name w:val="heading 1"/>
     <w:basedOn w:val="Normal"/>
     <w:next w:val="Normal"/>
-    <w:link w:val="Ttulo1Car"/>
+    <w:link w:val="Heading1Char"/>
     <w:uiPriority w:val="9"/>
     <w:qFormat/>
     <w:rsid w:val="006F2BD8"/>
@@ -2744,11 +3081,11 @@
       <w:szCs w:val="32"/>
     </w:rPr>
   </w:style>
-  <w:style w:type="paragraph" w:styleId="Ttulo2">
+  <w:style w:type="paragraph" w:styleId="Heading2">
     <w:name w:val="heading 2"/>
     <w:basedOn w:val="Normal"/>
     <w:next w:val="Normal"/>
-    <w:link w:val="Ttulo2Car"/>
+    <w:link w:val="Heading2Char"/>
     <w:uiPriority w:val="9"/>
     <w:unhideWhenUsed/>
     <w:qFormat/>
@@ -2766,13 +3103,13 @@
       <w:szCs w:val="26"/>
     </w:rPr>
   </w:style>
-  <w:style w:type="character" w:default="1" w:styleId="Fuentedeprrafopredeter">
+  <w:style w:type="character" w:default="1" w:styleId="DefaultParagraphFont">
     <w:name w:val="Default Paragraph Font"/>
     <w:uiPriority w:val="1"/>
     <w:semiHidden/>
     <w:unhideWhenUsed/>
   </w:style>
-  <w:style w:type="table" w:default="1" w:styleId="Tablanormal">
+  <w:style w:type="table" w:default="1" w:styleId="TableNormal">
     <w:name w:val="Normal Table"/>
     <w:uiPriority w:val="99"/>
     <w:semiHidden/>
@@ -2787,15 +3124,15 @@
       </w:tblCellMar>
     </w:tblPr>
   </w:style>
-  <w:style w:type="numbering" w:default="1" w:styleId="Sinlista">
+  <w:style w:type="numbering" w:default="1" w:styleId="NoList">
     <w:name w:val="No List"/>
     <w:uiPriority w:val="99"/>
     <w:semiHidden/>
     <w:unhideWhenUsed/>
   </w:style>
-  <w:style w:type="paragraph" w:styleId="Sinespaciado">
+  <w:style w:type="paragraph" w:styleId="NoSpacing">
     <w:name w:val="No Spacing"/>
-    <w:link w:val="SinespaciadoCar"/>
+    <w:link w:val="NoSpacingChar"/>
     <w:uiPriority w:val="1"/>
     <w:qFormat/>
     <w:rsid w:val="006F2BD8"/>
@@ -2808,10 +3145,10 @@
       <w:lang w:eastAsia="es-ES"/>
     </w:rPr>
   </w:style>
-  <w:style w:type="character" w:customStyle="1" w:styleId="SinespaciadoCar">
-    <w:name w:val="Sin espaciado Car"/>
-    <w:basedOn w:val="Fuentedeprrafopredeter"/>
-    <w:link w:val="Sinespaciado"/>
+  <w:style w:type="character" w:customStyle="1" w:styleId="NoSpacingChar">
+    <w:name w:val="No Spacing Char"/>
+    <w:basedOn w:val="DefaultParagraphFont"/>
+    <w:link w:val="NoSpacing"/>
     <w:uiPriority w:val="1"/>
     <w:rsid w:val="006F2BD8"/>
     <w:rPr>
@@ -2819,9 +3156,9 @@
       <w:lang w:eastAsia="es-ES"/>
     </w:rPr>
   </w:style>
-  <w:style w:type="character" w:styleId="Textodelmarcadordeposicin">
+  <w:style w:type="character" w:styleId="PlaceholderText">
     <w:name w:val="Placeholder Text"/>
-    <w:basedOn w:val="Fuentedeprrafopredeter"/>
+    <w:basedOn w:val="DefaultParagraphFont"/>
     <w:uiPriority w:val="99"/>
     <w:semiHidden/>
     <w:rsid w:val="006F2BD8"/>
@@ -2829,10 +3166,10 @@
       <w:color w:val="808080"/>
     </w:rPr>
   </w:style>
-  <w:style w:type="paragraph" w:styleId="Encabezado">
+  <w:style w:type="paragraph" w:styleId="Header">
     <w:name w:val="header"/>
     <w:basedOn w:val="Normal"/>
-    <w:link w:val="EncabezadoCar"/>
+    <w:link w:val="HeaderChar"/>
     <w:uiPriority w:val="99"/>
     <w:unhideWhenUsed/>
     <w:rsid w:val="006F2BD8"/>
@@ -2844,17 +3181,17 @@
       <w:spacing w:before="0" w:after="0" w:line="240" w:lineRule="auto"/>
     </w:pPr>
   </w:style>
-  <w:style w:type="character" w:customStyle="1" w:styleId="EncabezadoCar">
-    <w:name w:val="Encabezado Car"/>
-    <w:basedOn w:val="Fuentedeprrafopredeter"/>
-    <w:link w:val="Encabezado"/>
+  <w:style w:type="character" w:customStyle="1" w:styleId="HeaderChar">
+    <w:name w:val="Header Char"/>
+    <w:basedOn w:val="DefaultParagraphFont"/>
+    <w:link w:val="Header"/>
     <w:uiPriority w:val="99"/>
     <w:rsid w:val="006F2BD8"/>
   </w:style>
-  <w:style w:type="paragraph" w:styleId="Piedepgina">
+  <w:style w:type="paragraph" w:styleId="Footer">
     <w:name w:val="footer"/>
     <w:basedOn w:val="Normal"/>
-    <w:link w:val="PiedepginaCar"/>
+    <w:link w:val="FooterChar"/>
     <w:uiPriority w:val="99"/>
     <w:unhideWhenUsed/>
     <w:rsid w:val="006F2BD8"/>
@@ -2866,17 +3203,17 @@
       <w:spacing w:before="0" w:after="0" w:line="240" w:lineRule="auto"/>
     </w:pPr>
   </w:style>
-  <w:style w:type="character" w:customStyle="1" w:styleId="PiedepginaCar">
-    <w:name w:val="Pie de página Car"/>
-    <w:basedOn w:val="Fuentedeprrafopredeter"/>
-    <w:link w:val="Piedepgina"/>
+  <w:style w:type="character" w:customStyle="1" w:styleId="FooterChar">
+    <w:name w:val="Footer Char"/>
+    <w:basedOn w:val="DefaultParagraphFont"/>
+    <w:link w:val="Footer"/>
     <w:uiPriority w:val="99"/>
     <w:rsid w:val="006F2BD8"/>
   </w:style>
-  <w:style w:type="character" w:customStyle="1" w:styleId="Ttulo1Car">
-    <w:name w:val="Título 1 Car"/>
-    <w:basedOn w:val="Fuentedeprrafopredeter"/>
-    <w:link w:val="Ttulo1"/>
+  <w:style w:type="character" w:customStyle="1" w:styleId="Heading1Char">
+    <w:name w:val="Heading 1 Char"/>
+    <w:basedOn w:val="DefaultParagraphFont"/>
+    <w:link w:val="Heading1"/>
     <w:uiPriority w:val="9"/>
     <w:rsid w:val="006F2BD8"/>
     <w:rPr>
@@ -2887,25 +3224,25 @@
       <w:szCs w:val="32"/>
     </w:rPr>
   </w:style>
-  <w:style w:type="paragraph" w:styleId="Textoindependiente">
+  <w:style w:type="paragraph" w:styleId="BodyText">
     <w:name w:val="Body Text"/>
     <w:basedOn w:val="Normal"/>
-    <w:link w:val="TextoindependienteCar"/>
+    <w:link w:val="BodyTextChar"/>
     <w:uiPriority w:val="99"/>
     <w:unhideWhenUsed/>
     <w:rsid w:val="006F2BD8"/>
   </w:style>
-  <w:style w:type="character" w:customStyle="1" w:styleId="TextoindependienteCar">
-    <w:name w:val="Texto independiente Car"/>
-    <w:basedOn w:val="Fuentedeprrafopredeter"/>
-    <w:link w:val="Textoindependiente"/>
+  <w:style w:type="character" w:customStyle="1" w:styleId="BodyTextChar">
+    <w:name w:val="Body Text Char"/>
+    <w:basedOn w:val="DefaultParagraphFont"/>
+    <w:link w:val="BodyText"/>
     <w:uiPriority w:val="99"/>
     <w:rsid w:val="006F2BD8"/>
   </w:style>
-  <w:style w:type="character" w:customStyle="1" w:styleId="Ttulo2Car">
-    <w:name w:val="Título 2 Car"/>
-    <w:basedOn w:val="Fuentedeprrafopredeter"/>
-    <w:link w:val="Ttulo2"/>
+  <w:style w:type="character" w:customStyle="1" w:styleId="Heading2Char">
+    <w:name w:val="Heading 2 Char"/>
+    <w:basedOn w:val="DefaultParagraphFont"/>
+    <w:link w:val="Heading2"/>
     <w:uiPriority w:val="9"/>
     <w:rsid w:val="001C2E5F"/>
     <w:rPr>
@@ -2915,7 +3252,7 @@
       <w:szCs w:val="26"/>
     </w:rPr>
   </w:style>
-  <w:style w:type="paragraph" w:styleId="Prrafodelista">
+  <w:style w:type="paragraph" w:styleId="ListParagraph">
     <w:name w:val="List Paragraph"/>
     <w:basedOn w:val="Normal"/>
     <w:uiPriority w:val="34"/>
@@ -2926,9 +3263,9 @@
       <w:contextualSpacing/>
     </w:pPr>
   </w:style>
-  <w:style w:type="character" w:styleId="Hipervnculo">
+  <w:style w:type="character" w:styleId="Hyperlink">
     <w:name w:val="Hyperlink"/>
-    <w:basedOn w:val="Fuentedeprrafopredeter"/>
+    <w:basedOn w:val="DefaultParagraphFont"/>
     <w:uiPriority w:val="99"/>
     <w:unhideWhenUsed/>
     <w:rsid w:val="001C2E5F"/>
@@ -2937,9 +3274,9 @@
       <w:u w:val="single"/>
     </w:rPr>
   </w:style>
-  <w:style w:type="character" w:styleId="Hipervnculovisitado">
+  <w:style w:type="character" w:styleId="FollowedHyperlink">
     <w:name w:val="FollowedHyperlink"/>
-    <w:basedOn w:val="Fuentedeprrafopredeter"/>
+    <w:basedOn w:val="DefaultParagraphFont"/>
     <w:uiPriority w:val="99"/>
     <w:semiHidden/>
     <w:unhideWhenUsed/>
@@ -2949,9 +3286,9 @@
       <w:u w:val="single"/>
     </w:rPr>
   </w:style>
-  <w:style w:type="paragraph" w:styleId="TtuloTDC">
+  <w:style w:type="paragraph" w:styleId="TOCHeading">
     <w:name w:val="TOC Heading"/>
-    <w:basedOn w:val="Ttulo1"/>
+    <w:basedOn w:val="Heading1"/>
     <w:next w:val="Normal"/>
     <w:uiPriority w:val="39"/>
     <w:unhideWhenUsed/>
@@ -2968,7 +3305,7 @@
       <w:lang w:eastAsia="es-ES"/>
     </w:rPr>
   </w:style>
-  <w:style w:type="paragraph" w:styleId="TDC1">
+  <w:style w:type="paragraph" w:styleId="TOC1">
     <w:name w:val="toc 1"/>
     <w:basedOn w:val="Normal"/>
     <w:next w:val="Normal"/>
@@ -2980,7 +3317,7 @@
       <w:spacing w:after="100"/>
     </w:pPr>
   </w:style>
-  <w:style w:type="paragraph" w:styleId="TDC2">
+  <w:style w:type="paragraph" w:styleId="TOC2">
     <w:name w:val="toc 2"/>
     <w:basedOn w:val="Normal"/>
     <w:next w:val="Normal"/>
@@ -2997,7 +3334,7 @@
 </file>
 
 <file path=word/glossary/document.xml><?xml version="1.0" encoding="utf-8"?>
-<w:glossaryDocument xmlns:wpc="http://schemas.microsoft.com/office/word/2010/wordprocessingCanvas" xmlns:cx="http://schemas.microsoft.com/office/drawing/2014/chartex" xmlns:mc="http://schemas.openxmlformats.org/markup-compatibility/2006" xmlns:o="urn:schemas-microsoft-com:office:office" xmlns:r="http://schemas.openxmlformats.org/officeDocument/2006/relationships" xmlns:m="http://schemas.openxmlformats.org/officeDocument/2006/math" xmlns:v="urn:schemas-microsoft-com:vml" xmlns:wp14="http://schemas.microsoft.com/office/word/2010/wordprocessingDrawing" xmlns:wp="http://schemas.openxmlformats.org/drawingml/2006/wordprocessingDrawing" xmlns:w10="urn:schemas-microsoft-com:office:word" xmlns:w="http://schemas.openxmlformats.org/wordprocessingml/2006/main" xmlns:w14="http://schemas.microsoft.com/office/word/2010/wordml" xmlns:w15="http://schemas.microsoft.com/office/word/2012/wordml" xmlns:w16se="http://schemas.microsoft.com/office/word/2015/wordml/symex" xmlns:wpg="http://schemas.microsoft.com/office/word/2010/wordprocessingGroup" xmlns:wpi="http://schemas.microsoft.com/office/word/2010/wordprocessingInk" xmlns:wne="http://schemas.microsoft.com/office/word/2006/wordml" xmlns:wps="http://schemas.microsoft.com/office/word/2010/wordprocessingShape" mc:Ignorable="w14 w15 w16se wp14">
+<w:glossaryDocument xmlns:wpc="http://schemas.microsoft.com/office/word/2010/wordprocessingCanvas" xmlns:cx="http://schemas.microsoft.com/office/drawing/2014/chartex" xmlns:cx1="http://schemas.microsoft.com/office/drawing/2015/9/8/chartex" xmlns:cx2="http://schemas.microsoft.com/office/drawing/2015/10/21/chartex" xmlns:cx3="http://schemas.microsoft.com/office/drawing/2016/5/9/chartex" xmlns:cx4="http://schemas.microsoft.com/office/drawing/2016/5/10/chartex" xmlns:cx5="http://schemas.microsoft.com/office/drawing/2016/5/11/chartex" xmlns:cx6="http://schemas.microsoft.com/office/drawing/2016/5/12/chartex" xmlns:cx7="http://schemas.microsoft.com/office/drawing/2016/5/13/chartex" xmlns:cx8="http://schemas.microsoft.com/office/drawing/2016/5/14/chartex" xmlns:mc="http://schemas.openxmlformats.org/markup-compatibility/2006" xmlns:aink="http://schemas.microsoft.com/office/drawing/2016/ink" xmlns:am3d="http://schemas.microsoft.com/office/drawing/2017/model3d" xmlns:o="urn:schemas-microsoft-com:office:office" xmlns:oel="http://schemas.microsoft.com/office/2019/extlst" xmlns:r="http://schemas.openxmlformats.org/officeDocument/2006/relationships" xmlns:m="http://schemas.openxmlformats.org/officeDocument/2006/math" xmlns:v="urn:schemas-microsoft-com:vml" xmlns:wp14="http://schemas.microsoft.com/office/word/2010/wordprocessingDrawing" xmlns:wp="http://schemas.openxmlformats.org/drawingml/2006/wordprocessingDrawing" xmlns:w10="urn:schemas-microsoft-com:office:word" xmlns:w="http://schemas.openxmlformats.org/wordprocessingml/2006/main" xmlns:w14="http://schemas.microsoft.com/office/word/2010/wordml" xmlns:w15="http://schemas.microsoft.com/office/word/2012/wordml" xmlns:w16cex="http://schemas.microsoft.com/office/word/2018/wordml/cex" xmlns:w16cid="http://schemas.microsoft.com/office/word/2016/wordml/cid" xmlns:w16="http://schemas.microsoft.com/office/word/2018/wordml" xmlns:w16du="http://schemas.microsoft.com/office/word/2023/wordml/word16du" xmlns:w16sdtdh="http://schemas.microsoft.com/office/word/2020/wordml/sdtdatahash" xmlns:w16sdtfl="http://schemas.microsoft.com/office/word/2024/wordml/sdtformatlock" xmlns:w16se="http://schemas.microsoft.com/office/word/2015/wordml/symex" xmlns:wpg="http://schemas.microsoft.com/office/word/2010/wordprocessingGroup" xmlns:wpi="http://schemas.microsoft.com/office/word/2010/wordprocessingInk" xmlns:wne="http://schemas.microsoft.com/office/word/2006/wordml" xmlns:wps="http://schemas.microsoft.com/office/word/2010/wordprocessingShape" mc:Ignorable="w14 w15 w16se w16cid w16 w16cex w16sdtdh w16sdtfl w16du wp14">
   <w:docParts>
     <w:docPart>
       <w:docPartPr>
@@ -3023,7 +3360,7 @@
             <w:rPr>
               <w:rFonts w:asciiTheme="majorHAnsi" w:eastAsiaTheme="majorEastAsia" w:hAnsiTheme="majorHAnsi" w:cstheme="majorBidi"/>
               <w:caps/>
-              <w:color w:val="5B9BD5" w:themeColor="accent1"/>
+              <w:color w:val="156082" w:themeColor="accent1"/>
               <w:sz w:val="80"/>
               <w:szCs w:val="80"/>
             </w:rPr>
@@ -3054,7 +3391,7 @@
           </w:pPr>
           <w:r>
             <w:rPr>
-              <w:color w:val="5B9BD5" w:themeColor="accent1"/>
+              <w:color w:val="156082" w:themeColor="accent1"/>
               <w:sz w:val="28"/>
               <w:szCs w:val="28"/>
             </w:rPr>
@@ -3082,7 +3419,7 @@
         <w:p>
           <w:r>
             <w:rPr>
-              <w:rStyle w:val="Textodelmarcadordeposicin"/>
+              <w:rStyle w:val="PlaceholderText"/>
             </w:rPr>
             <w:t>[Autor]</w:t>
           </w:r>
@@ -3108,7 +3445,7 @@
         <w:p>
           <w:r>
             <w:rPr>
-              <w:rStyle w:val="Textodelmarcadordeposicin"/>
+              <w:rStyle w:val="PlaceholderText"/>
             </w:rPr>
             <w:t>[Compañía]</w:t>
           </w:r>
@@ -3134,7 +3471,7 @@
         <w:p>
           <w:r>
             <w:rPr>
-              <w:rStyle w:val="Textodelmarcadordeposicin"/>
+              <w:rStyle w:val="PlaceholderText"/>
             </w:rPr>
             <w:t>[Autor]</w:t>
           </w:r>
@@ -3160,7 +3497,7 @@
         <w:p>
           <w:r>
             <w:rPr>
-              <w:rStyle w:val="Textodelmarcadordeposicin"/>
+              <w:rStyle w:val="PlaceholderText"/>
             </w:rPr>
             <w:t>[Compañía]</w:t>
           </w:r>
@@ -3186,7 +3523,7 @@
         <w:p>
           <w:r>
             <w:rPr>
-              <w:rStyle w:val="Textodelmarcadordeposicin"/>
+              <w:rStyle w:val="PlaceholderText"/>
             </w:rPr>
             <w:t>[Comentarios]</w:t>
           </w:r>
@@ -3198,7 +3535,7 @@
 </file>
 
 <file path=word/glossary/fontTable.xml><?xml version="1.0" encoding="utf-8"?>
-<w:fonts xmlns:mc="http://schemas.openxmlformats.org/markup-compatibility/2006" xmlns:r="http://schemas.openxmlformats.org/officeDocument/2006/relationships" xmlns:w="http://schemas.openxmlformats.org/wordprocessingml/2006/main" xmlns:w14="http://schemas.microsoft.com/office/word/2010/wordml" xmlns:w15="http://schemas.microsoft.com/office/word/2012/wordml" xmlns:w16se="http://schemas.microsoft.com/office/word/2015/wordml/symex" mc:Ignorable="w14 w15 w16se">
+<w:fonts xmlns:mc="http://schemas.openxmlformats.org/markup-compatibility/2006" xmlns:r="http://schemas.openxmlformats.org/officeDocument/2006/relationships" xmlns:w="http://schemas.openxmlformats.org/wordprocessingml/2006/main" xmlns:w14="http://schemas.microsoft.com/office/word/2010/wordml" xmlns:w15="http://schemas.microsoft.com/office/word/2012/wordml" xmlns:w16cex="http://schemas.microsoft.com/office/word/2018/wordml/cex" xmlns:w16cid="http://schemas.microsoft.com/office/word/2016/wordml/cid" xmlns:w16="http://schemas.microsoft.com/office/word/2018/wordml" xmlns:w16du="http://schemas.microsoft.com/office/word/2023/wordml/word16du" xmlns:w16sdtdh="http://schemas.microsoft.com/office/word/2020/wordml/sdtdatahash" xmlns:w16sdtfl="http://schemas.microsoft.com/office/word/2024/wordml/sdtformatlock" xmlns:w16se="http://schemas.microsoft.com/office/word/2015/wordml/symex" mc:Ignorable="w14 w15 w16se w16cid w16 w16cex w16sdtdh w16sdtfl w16du">
   <w:font w:name="Calibri">
     <w:panose1 w:val="020F0502020204030204"/>
     <w:charset w:val="00"/>
@@ -3248,11 +3585,23 @@
     <w:pitch w:val="variable"/>
     <w:sig w:usb0="E4002EFF" w:usb1="C200247B" w:usb2="00000009" w:usb3="00000000" w:csb0="000001FF" w:csb1="00000000"/>
   </w:font>
+  <w:font w:name="Aptos">
+    <w:charset w:val="00"/>
+    <w:family w:val="swiss"/>
+    <w:pitch w:val="variable"/>
+    <w:sig w:usb0="20000287" w:usb1="00000003" w:usb2="00000000" w:usb3="00000000" w:csb0="0000019F" w:csb1="00000000"/>
+  </w:font>
+  <w:font w:name="Aptos Display">
+    <w:charset w:val="00"/>
+    <w:family w:val="swiss"/>
+    <w:pitch w:val="variable"/>
+    <w:sig w:usb0="20000287" w:usb1="00000003" w:usb2="00000000" w:usb3="00000000" w:csb0="0000019F" w:csb1="00000000"/>
+  </w:font>
 </w:fonts>
 </file>
 
 <file path=word/glossary/settings.xml><?xml version="1.0" encoding="utf-8"?>
-<w:settings xmlns:mc="http://schemas.openxmlformats.org/markup-compatibility/2006" xmlns:o="urn:schemas-microsoft-com:office:office" xmlns:r="http://schemas.openxmlformats.org/officeDocument/2006/relationships" xmlns:m="http://schemas.openxmlformats.org/officeDocument/2006/math" xmlns:v="urn:schemas-microsoft-com:vml" xmlns:w10="urn:schemas-microsoft-com:office:word" xmlns:w="http://schemas.openxmlformats.org/wordprocessingml/2006/main" xmlns:w14="http://schemas.microsoft.com/office/word/2010/wordml" xmlns:w15="http://schemas.microsoft.com/office/word/2012/wordml" xmlns:w16se="http://schemas.microsoft.com/office/word/2015/wordml/symex" xmlns:sl="http://schemas.openxmlformats.org/schemaLibrary/2006/main" mc:Ignorable="w14 w15 w16se">
+<w:settings xmlns:mc="http://schemas.openxmlformats.org/markup-compatibility/2006" xmlns:o="urn:schemas-microsoft-com:office:office" xmlns:r="http://schemas.openxmlformats.org/officeDocument/2006/relationships" xmlns:m="http://schemas.openxmlformats.org/officeDocument/2006/math" xmlns:v="urn:schemas-microsoft-com:vml" xmlns:w10="urn:schemas-microsoft-com:office:word" xmlns:w="http://schemas.openxmlformats.org/wordprocessingml/2006/main" xmlns:w14="http://schemas.microsoft.com/office/word/2010/wordml" xmlns:w15="http://schemas.microsoft.com/office/word/2012/wordml" xmlns:w16cex="http://schemas.microsoft.com/office/word/2018/wordml/cex" xmlns:w16cid="http://schemas.microsoft.com/office/word/2016/wordml/cid" xmlns:w16="http://schemas.microsoft.com/office/word/2018/wordml" xmlns:w16du="http://schemas.microsoft.com/office/word/2023/wordml/word16du" xmlns:w16sdtdh="http://schemas.microsoft.com/office/word/2020/wordml/sdtdatahash" xmlns:w16sdtfl="http://schemas.microsoft.com/office/word/2024/wordml/sdtformatlock" xmlns:w16se="http://schemas.microsoft.com/office/word/2015/wordml/symex" xmlns:sl="http://schemas.openxmlformats.org/schemaLibrary/2006/main" mc:Ignorable="w14 w15 w16se w16cid w16 w16cex w16sdtdh w16sdtfl w16du">
   <w:view w:val="normal"/>
   <w:defaultTabStop w:val="708"/>
   <w:hyphenationZone w:val="425"/>
@@ -3264,11 +3613,14 @@
     <w:compatSetting w:name="enableOpenTypeFeatures" w:uri="http://schemas.microsoft.com/office/word" w:val="1"/>
     <w:compatSetting w:name="doNotFlipMirrorIndents" w:uri="http://schemas.microsoft.com/office/word" w:val="1"/>
     <w:compatSetting w:name="differentiateMultirowTableHeaders" w:uri="http://schemas.microsoft.com/office/word" w:val="1"/>
+    <w:compatSetting w:name="useWord2013TrackBottomHyphenation" w:uri="http://schemas.microsoft.com/office/word" w:val="1"/>
   </w:compat>
   <w:rsids>
     <w:rsidRoot w:val="00A6000A"/>
+    <w:rsid w:val="0008279F"/>
     <w:rsid w:val="0042511B"/>
     <w:rsid w:val="008024E4"/>
+    <w:rsid w:val="008453E8"/>
     <w:rsid w:val="0086768F"/>
     <w:rsid w:val="00A43DC7"/>
     <w:rsid w:val="00A6000A"/>
@@ -3290,14 +3642,14 @@
   </m:mathPr>
   <w:themeFontLang w:val="es-ES"/>
   <w:clrSchemeMapping w:bg1="light1" w:t1="dark1" w:bg2="light2" w:t2="dark2" w:accent1="accent1" w:accent2="accent2" w:accent3="accent3" w:accent4="accent4" w:accent5="accent5" w:accent6="accent6" w:hyperlink="hyperlink" w:followedHyperlink="followedHyperlink"/>
-  <w:decimalSymbol w:val=","/>
-  <w:listSeparator w:val=";"/>
+  <w:decimalSymbol w:val="."/>
+  <w:listSeparator w:val=","/>
   <w15:chartTrackingRefBased/>
 </w:settings>
 </file>
 
 <file path=word/glossary/styles.xml><?xml version="1.0" encoding="utf-8"?>
-<w:styles xmlns:mc="http://schemas.openxmlformats.org/markup-compatibility/2006" xmlns:r="http://schemas.openxmlformats.org/officeDocument/2006/relationships" xmlns:w="http://schemas.openxmlformats.org/wordprocessingml/2006/main" xmlns:w14="http://schemas.microsoft.com/office/word/2010/wordml" xmlns:w15="http://schemas.microsoft.com/office/word/2012/wordml" xmlns:w16se="http://schemas.microsoft.com/office/word/2015/wordml/symex" mc:Ignorable="w14 w15 w16se">
+<w:styles xmlns:mc="http://schemas.openxmlformats.org/markup-compatibility/2006" xmlns:r="http://schemas.openxmlformats.org/officeDocument/2006/relationships" xmlns:w="http://schemas.openxmlformats.org/wordprocessingml/2006/main" xmlns:w14="http://schemas.microsoft.com/office/word/2010/wordml" xmlns:w15="http://schemas.microsoft.com/office/word/2012/wordml" xmlns:w16cex="http://schemas.microsoft.com/office/word/2018/wordml/cex" xmlns:w16cid="http://schemas.microsoft.com/office/word/2016/wordml/cid" xmlns:w16="http://schemas.microsoft.com/office/word/2018/wordml" xmlns:w16du="http://schemas.microsoft.com/office/word/2023/wordml/word16du" xmlns:w16sdtdh="http://schemas.microsoft.com/office/word/2020/wordml/sdtdatahash" xmlns:w16sdtfl="http://schemas.microsoft.com/office/word/2024/wordml/sdtformatlock" xmlns:w16se="http://schemas.microsoft.com/office/word/2015/wordml/symex" mc:Ignorable="w14 w15 w16se w16cid w16 w16cex w16sdtdh w16sdtfl w16du">
   <w:docDefaults>
     <w:rPrDefault>
       <w:rPr>
@@ -3313,7 +3665,7 @@
       </w:pPr>
     </w:pPrDefault>
   </w:docDefaults>
-  <w:latentStyles w:defLockedState="0" w:defUIPriority="99" w:defSemiHidden="0" w:defUnhideWhenUsed="0" w:defQFormat="0" w:count="371">
+  <w:latentStyles w:defLockedState="0" w:defUIPriority="99" w:defSemiHidden="0" w:defUnhideWhenUsed="0" w:defQFormat="0" w:count="376">
     <w:lsdException w:name="Normal" w:uiPriority="0" w:qFormat="1"/>
     <w:lsdException w:name="heading 1" w:uiPriority="9" w:qFormat="1"/>
     <w:lsdException w:name="heading 2" w:semiHidden="1" w:uiPriority="9" w:unhideWhenUsed="1" w:qFormat="1"/>
@@ -3685,18 +4037,23 @@
     <w:lsdException w:name="List Table 5 Dark Accent 6" w:uiPriority="50"/>
     <w:lsdException w:name="List Table 6 Colorful Accent 6" w:uiPriority="51"/>
     <w:lsdException w:name="List Table 7 Colorful Accent 6" w:uiPriority="52"/>
+    <w:lsdException w:name="Mention" w:semiHidden="1" w:unhideWhenUsed="1"/>
+    <w:lsdException w:name="Smart Hyperlink" w:semiHidden="1" w:unhideWhenUsed="1"/>
+    <w:lsdException w:name="Hashtag" w:semiHidden="1" w:unhideWhenUsed="1"/>
+    <w:lsdException w:name="Unresolved Mention" w:semiHidden="1" w:unhideWhenUsed="1"/>
+    <w:lsdException w:name="Smart Link" w:semiHidden="1" w:unhideWhenUsed="1"/>
   </w:latentStyles>
   <w:style w:type="paragraph" w:default="1" w:styleId="Normal">
     <w:name w:val="Normal"/>
     <w:qFormat/>
   </w:style>
-  <w:style w:type="character" w:default="1" w:styleId="Fuentedeprrafopredeter">
+  <w:style w:type="character" w:default="1" w:styleId="DefaultParagraphFont">
     <w:name w:val="Default Paragraph Font"/>
     <w:uiPriority w:val="1"/>
     <w:semiHidden/>
     <w:unhideWhenUsed/>
   </w:style>
-  <w:style w:type="table" w:default="1" w:styleId="Tablanormal">
+  <w:style w:type="table" w:default="1" w:styleId="TableNormal">
     <w:name w:val="Normal Table"/>
     <w:uiPriority w:val="99"/>
     <w:semiHidden/>
@@ -3711,7 +4068,7 @@
       </w:tblCellMar>
     </w:tblPr>
   </w:style>
-  <w:style w:type="numbering" w:default="1" w:styleId="Sinlista">
+  <w:style w:type="numbering" w:default="1" w:styleId="NoList">
     <w:name w:val="No List"/>
     <w:uiPriority w:val="99"/>
     <w:semiHidden/>
@@ -3725,9 +4082,9 @@
     <w:name w:val="D4D7EDDD4D94486C82551AE2417EC2EA"/>
     <w:rsid w:val="00A6000A"/>
   </w:style>
-  <w:style w:type="character" w:styleId="Textodelmarcadordeposicin">
+  <w:style w:type="character" w:styleId="PlaceholderText">
     <w:name w:val="Placeholder Text"/>
-    <w:basedOn w:val="Fuentedeprrafopredeter"/>
+    <w:basedOn w:val="DefaultParagraphFont"/>
     <w:uiPriority w:val="99"/>
     <w:semiHidden/>
     <w:rsid w:val="00A6000A"/>
@@ -3735,15 +4092,11 @@
       <w:color w:val="808080"/>
     </w:rPr>
   </w:style>
-  <w:style w:type="paragraph" w:customStyle="1" w:styleId="C36584FC01064947B213F10C91985141">
-    <w:name w:val="C36584FC01064947B213F10C91985141"/>
-    <w:rsid w:val="00A6000A"/>
-  </w:style>
 </w:styles>
 </file>
 
 <file path=word/glossary/webSettings.xml><?xml version="1.0" encoding="utf-8"?>
-<w:webSettings xmlns:mc="http://schemas.openxmlformats.org/markup-compatibility/2006" xmlns:r="http://schemas.openxmlformats.org/officeDocument/2006/relationships" xmlns:w="http://schemas.openxmlformats.org/wordprocessingml/2006/main" xmlns:w14="http://schemas.microsoft.com/office/word/2010/wordml" xmlns:w15="http://schemas.microsoft.com/office/word/2012/wordml" xmlns:w16se="http://schemas.microsoft.com/office/word/2015/wordml/symex" mc:Ignorable="w14 w15 w16se">
+<w:webSettings xmlns:mc="http://schemas.openxmlformats.org/markup-compatibility/2006" xmlns:r="http://schemas.openxmlformats.org/officeDocument/2006/relationships" xmlns:w="http://schemas.openxmlformats.org/wordprocessingml/2006/main" xmlns:w14="http://schemas.microsoft.com/office/word/2010/wordml" xmlns:w15="http://schemas.microsoft.com/office/word/2012/wordml" xmlns:w16cex="http://schemas.microsoft.com/office/word/2018/wordml/cex" xmlns:w16cid="http://schemas.microsoft.com/office/word/2016/wordml/cid" xmlns:w16="http://schemas.microsoft.com/office/word/2018/wordml" xmlns:w16du="http://schemas.microsoft.com/office/word/2023/wordml/word16du" xmlns:w16sdtdh="http://schemas.microsoft.com/office/word/2020/wordml/sdtdatahash" xmlns:w16sdtfl="http://schemas.microsoft.com/office/word/2024/wordml/sdtformatlock" xmlns:w16se="http://schemas.microsoft.com/office/word/2015/wordml/symex" mc:Ignorable="w14 w15 w16se w16cid w16 w16cex w16sdtdh w16sdtfl w16du">
   <w:optimizeForBrowser/>
   <w:allowPNG/>
 </w:webSettings>
